--- a/Metodiky/Obojzivelnici/met_ssEVL_SLOUCENE_teren_a_vyhodnocovani_obojziv_2024_zmeny.docx
+++ b/Metodiky/Obojzivelnici/met_ssEVL_SLOUCENE_teren_a_vyhodnocovani_obojziv_2024_zmeny.docx
@@ -7278,10 +7278,9 @@
           <w:szCs w:val="24"/>
         </w:rPr>
       </w:pPr>
-      <w:bookmarkStart w:id="59" w:name="_GoBack"/>
+      <w:commentRangeStart w:id="59"/>
       <w:commentRangeStart w:id="60"/>
-      <w:commentRangeStart w:id="61"/>
-      <w:del w:id="62" w:author="Jonáš Gaigr2" w:date="2026-08-19T20:36:00Z">
+      <w:del w:id="61" w:author="Jonáš Gaigr2" w:date="2026-08-19T20:36:00Z">
         <w:r>
           <w:rPr>
             <w:szCs w:val="24"/>
@@ -7300,6 +7299,14 @@
           </w:rPr>
           <w:delText xml:space="preserve"> využity živochytné pasti</w:delText>
         </w:r>
+        <w:commentRangeEnd w:id="59"/>
+        <w:r>
+          <w:rPr>
+            <w:rStyle w:val="Odkaznakoment"/>
+            <w:rFonts w:eastAsia="Batang"/>
+          </w:rPr>
+          <w:commentReference w:id="59"/>
+        </w:r>
         <w:commentRangeEnd w:id="60"/>
         <w:r>
           <w:rPr>
@@ -7308,14 +7315,6 @@
           </w:rPr>
           <w:commentReference w:id="60"/>
         </w:r>
-        <w:commentRangeEnd w:id="61"/>
-        <w:r>
-          <w:rPr>
-            <w:rStyle w:val="Odkaznakoment"/>
-            <w:rFonts w:eastAsia="Batang"/>
-          </w:rPr>
-          <w:commentReference w:id="61"/>
-        </w:r>
         <w:r>
           <w:rPr>
             <w:szCs w:val="24"/>
@@ -7323,7 +7322,7 @@
           <w:delText>, proběhne v</w:delText>
         </w:r>
       </w:del>
-      <w:ins w:id="63" w:author="Jonáš Gaigr2" w:date="2026-08-19T20:36:00Z">
+      <w:ins w:id="62" w:author="Jonáš Gaigr2" w:date="2026-08-19T20:36:00Z">
         <w:r>
           <w:rPr>
             <w:szCs w:val="24"/>
@@ -7337,7 +7336,7 @@
         </w:rPr>
         <w:t xml:space="preserve"> rámci této kontroly </w:t>
       </w:r>
-      <w:ins w:id="64" w:author="Jonáš Gaigr2" w:date="2026-08-19T20:36:00Z">
+      <w:ins w:id="63" w:author="Jonáš Gaigr2" w:date="2026-08-19T20:36:00Z">
         <w:r>
           <w:rPr>
             <w:szCs w:val="24"/>
@@ -7351,7 +7350,7 @@
         </w:rPr>
         <w:t xml:space="preserve">i </w:t>
       </w:r>
-      <w:del w:id="65" w:author="Jonáš Gaigr2" w:date="2026-08-19T20:36:00Z">
+      <w:del w:id="64" w:author="Jonáš Gaigr2" w:date="2026-08-19T20:36:00Z">
         <w:r>
           <w:rPr>
             <w:szCs w:val="24"/>
@@ -7365,7 +7364,7 @@
         </w:rPr>
         <w:t>instalace</w:t>
       </w:r>
-      <w:ins w:id="66" w:author="Jonáš Gaigr2" w:date="2026-08-19T20:36:00Z">
+      <w:ins w:id="65" w:author="Jonáš Gaigr2" w:date="2026-08-19T20:36:00Z">
         <w:r>
           <w:rPr>
             <w:szCs w:val="24"/>
@@ -7377,16 +7376,9 @@
         <w:rPr>
           <w:szCs w:val="24"/>
         </w:rPr>
-        <w:t xml:space="preserve">. </w:t>
-      </w:r>
-      <w:bookmarkEnd w:id="59"/>
-      <w:r>
-        <w:rPr>
-          <w:szCs w:val="24"/>
-        </w:rPr>
-        <w:t>Druhý den</w:t>
-      </w:r>
-      <w:ins w:id="67" w:author="Jonáš Gaigr2" w:date="2026-08-19T20:37:00Z">
+        <w:t>. Druhý den</w:t>
+      </w:r>
+      <w:ins w:id="66" w:author="Jonáš Gaigr2" w:date="2026-08-19T20:37:00Z">
         <w:r>
           <w:rPr>
             <w:szCs w:val="24"/>
@@ -7692,9 +7684,9 @@
         </w:rPr>
         <w:t xml:space="preserve"> </w:t>
       </w:r>
+      <w:commentRangeStart w:id="67"/>
       <w:commentRangeStart w:id="68"/>
       <w:commentRangeStart w:id="69"/>
-      <w:commentRangeStart w:id="70"/>
       <w:r>
         <w:rPr>
           <w:rFonts w:ascii="Times New Roman" w:hAnsi="Times New Roman"/>
@@ -7705,29 +7697,29 @@
         </w:rPr>
         <w:t>Prevence zavleční patogenů</w:t>
       </w:r>
-      <w:commentRangeEnd w:id="68"/>
+      <w:commentRangeEnd w:id="67"/>
       <w:r>
         <w:rPr>
           <w:rStyle w:val="Odkaznakoment"/>
           <w:rFonts w:asciiTheme="minorHAnsi" w:eastAsia="Batang" w:hAnsiTheme="minorHAnsi" w:cstheme="minorBidi"/>
         </w:rPr>
-        <w:commentReference w:id="68"/>
-      </w:r>
-      <w:commentRangeEnd w:id="69"/>
+        <w:commentReference w:id="67"/>
+      </w:r>
+      <w:commentRangeEnd w:id="68"/>
       <w:r>
         <w:rPr>
           <w:rStyle w:val="Odkaznakoment"/>
           <w:rFonts w:asciiTheme="minorHAnsi" w:eastAsia="Batang" w:hAnsiTheme="minorHAnsi" w:cstheme="minorBidi"/>
         </w:rPr>
-        <w:commentReference w:id="69"/>
-      </w:r>
-      <w:commentRangeEnd w:id="70"/>
+        <w:commentReference w:id="68"/>
+      </w:r>
+      <w:commentRangeEnd w:id="69"/>
       <w:r>
         <w:rPr>
           <w:rStyle w:val="Odkaznakoment"/>
           <w:rFonts w:asciiTheme="minorHAnsi" w:eastAsia="Batang" w:hAnsiTheme="minorHAnsi" w:cstheme="minorBidi"/>
         </w:rPr>
-        <w:commentReference w:id="70"/>
+        <w:commentReference w:id="69"/>
       </w:r>
     </w:p>
     <w:p>
@@ -7784,7 +7776,7 @@
         <w:spacing w:after="120" w:line="240" w:lineRule="auto"/>
         <w:jc w:val="both"/>
         <w:rPr>
-          <w:ins w:id="71" w:author="Jonáš Gaigr2" w:date="2026-08-06T13:28:00Z"/>
+          <w:ins w:id="70" w:author="Jonáš Gaigr2" w:date="2026-08-06T13:28:00Z"/>
           <w:rFonts w:cs="Times New Roman"/>
           <w:szCs w:val="24"/>
         </w:rPr>
@@ -8067,43 +8059,7 @@
         <w:rPr>
           <w:szCs w:val="24"/>
         </w:rPr>
-        <w:t xml:space="preserve"> hodnocen samostatně. Všechny </w:t>
-      </w:r>
-      <w:r>
-        <w:rPr>
-          <w:szCs w:val="24"/>
-        </w:rPr>
-        <w:t>indikátor</w:t>
-      </w:r>
-      <w:r>
-        <w:rPr>
-          <w:szCs w:val="24"/>
-        </w:rPr>
-        <w:t xml:space="preserve">y se vyhodnocují pouze na úrovni celé EVL. Při výpočtech limitních hodnot u většiny </w:t>
-      </w:r>
-      <w:r>
-        <w:rPr>
-          <w:szCs w:val="24"/>
-        </w:rPr>
-        <w:t>indikátor</w:t>
-      </w:r>
-      <w:r>
-        <w:rPr>
-          <w:szCs w:val="24"/>
-        </w:rPr>
-        <w:t xml:space="preserve">ů je dále zohledňována velikost EVL i počet zde sledovaných </w:t>
-      </w:r>
-      <w:r>
-        <w:rPr>
-          <w:szCs w:val="24"/>
-        </w:rPr>
-        <w:t>DP</w:t>
-      </w:r>
-      <w:r>
-        <w:rPr>
-          <w:szCs w:val="24"/>
-        </w:rPr>
-        <w:t>.</w:t>
+        <w:t xml:space="preserve"> hodnocen samostatně. </w:t>
       </w:r>
     </w:p>
     <w:p>
@@ -9246,14 +9202,20 @@
           <w:szCs w:val="24"/>
         </w:rPr>
       </w:pPr>
-      <w:commentRangeStart w:id="72"/>
       <w:r>
         <w:rPr>
           <w:rFonts w:ascii="Times New Roman" w:hAnsi="Times New Roman"/>
           <w:b/>
           <w:szCs w:val="24"/>
         </w:rPr>
-        <w:t>Z</w:t>
+        <w:t>Zastínění litorálu okolní vegetací</w:t>
+      </w:r>
+      <w:r>
+        <w:rPr>
+          <w:rStyle w:val="Odkaznakoment"/>
+          <w:rFonts w:ascii="Times New Roman" w:eastAsia="Batang" w:hAnsi="Times New Roman" w:cstheme="minorBidi"/>
+        </w:rPr>
+        <w:commentReference w:id="71"/>
       </w:r>
       <w:r>
         <w:rPr>
@@ -9261,7 +9223,7 @@
           <w:b/>
           <w:szCs w:val="24"/>
         </w:rPr>
-        <w:t>astínění hladiny</w:t>
+        <w:t>.</w:t>
       </w:r>
       <w:r>
         <w:rPr>
@@ -9274,23 +9236,20 @@
       <w:r>
         <w:rPr>
           <w:rFonts w:ascii="Times New Roman" w:hAnsi="Times New Roman"/>
-          <w:b/>
-          <w:szCs w:val="24"/>
-        </w:rPr>
-        <w:t>okolní vegetací</w:t>
+          <w:szCs w:val="24"/>
+        </w:rPr>
+        <w:t>Osluněn</w:t>
       </w:r>
       <w:r>
         <w:rPr>
           <w:rFonts w:ascii="Times New Roman" w:hAnsi="Times New Roman"/>
-          <w:b/>
-          <w:szCs w:val="24"/>
-        </w:rPr>
-        <w:t>.</w:t>
+          <w:szCs w:val="24"/>
+        </w:rPr>
+        <w:t>ý</w:t>
       </w:r>
       <w:r>
         <w:rPr>
           <w:rFonts w:ascii="Times New Roman" w:hAnsi="Times New Roman"/>
-          <w:b/>
           <w:szCs w:val="24"/>
         </w:rPr>
         <w:t xml:space="preserve"> </w:t>
@@ -9300,7 +9259,30 @@
           <w:rFonts w:ascii="Times New Roman" w:hAnsi="Times New Roman"/>
           <w:szCs w:val="24"/>
         </w:rPr>
-        <w:t>Osluněná hladina se rychleji prohřívá, což urychluje vývoj larev a zvyšuje pravděpodobnost dokončení metamorfózy v rámci sezóny; to je zásadní zejména pro druhy mělkých a rychle se prohřívajících tůní (</w:t>
+        <w:t>litorál</w:t>
+      </w:r>
+      <w:r>
+        <w:rPr>
+          <w:rFonts w:ascii="Times New Roman" w:hAnsi="Times New Roman"/>
+          <w:szCs w:val="24"/>
+        </w:rPr>
+        <w:t xml:space="preserve"> </w:t>
+      </w:r>
+      <w:r>
+        <w:rPr>
+          <w:rFonts w:ascii="Times New Roman" w:hAnsi="Times New Roman"/>
+          <w:szCs w:val="24"/>
+        </w:rPr>
+        <w:t>se rychleji prohřívá, což urychluje vývoj larev a zvyšuje pravděpodobnost dokončení metamorfózy v rámci sezóny; to je zásadní zejména pro druhy mělkých a rychle s</w:t>
+      </w:r>
+      <w:bookmarkStart w:id="72" w:name="_GoBack"/>
+      <w:bookmarkEnd w:id="72"/>
+      <w:r>
+        <w:rPr>
+          <w:rFonts w:ascii="Times New Roman" w:hAnsi="Times New Roman"/>
+          <w:szCs w:val="24"/>
+        </w:rPr>
+        <w:t>e prohřívajících tůní (</w:t>
       </w:r>
       <w:r>
         <w:rPr>
@@ -9322,7 +9304,21 @@
           <w:rFonts w:ascii="Times New Roman" w:hAnsi="Times New Roman"/>
           <w:szCs w:val="24"/>
         </w:rPr>
-        <w:t>). Silné zastínění vývoj zpomaluje, potlačuje ponořenou vegetaci a spolu se zvýšeným opadem přispívá k deficitu kyslíku. Zastínění se hodnotí pro vodní hladinu; dřeviny v okolí plochy naopak mohou představovat kvalitní terestrické prostředí.</w:t>
+        <w:t>). Silné zastínění vývoj zpomaluje, potlačuje ponořenou vegetaci a spolu se zvýšeným opadem přispívá k deficitu kyslíku. Zastínění se hodnotí pro</w:t>
+      </w:r>
+      <w:r>
+        <w:rPr>
+          <w:rFonts w:ascii="Times New Roman" w:hAnsi="Times New Roman"/>
+          <w:szCs w:val="24"/>
+        </w:rPr>
+        <w:t xml:space="preserve"> litorál</w:t>
+      </w:r>
+      <w:r>
+        <w:rPr>
+          <w:rFonts w:ascii="Times New Roman" w:hAnsi="Times New Roman"/>
+          <w:szCs w:val="24"/>
+        </w:rPr>
+        <w:t>; dřeviny v okolí plochy naopak mohou představovat kvalitní terestrické prostředí.</w:t>
       </w:r>
     </w:p>
     <w:p>
@@ -9342,19 +9338,65 @@
       </w:pPr>
       <w:r>
         <w:rPr>
+          <w:rStyle w:val="Odkaznakoment"/>
+          <w:rFonts w:ascii="Times New Roman" w:eastAsia="Batang" w:hAnsi="Times New Roman" w:cstheme="minorBidi"/>
+        </w:rPr>
+        <w:commentReference w:id="73"/>
+      </w:r>
+      <w:r>
+        <w:rPr>
           <w:rFonts w:ascii="Times New Roman" w:hAnsi="Times New Roman"/>
           <w:b/>
           <w:szCs w:val="24"/>
         </w:rPr>
-        <w:t>Zastínění litorálu okolní vegetací</w:t>
-      </w:r>
-      <w:commentRangeEnd w:id="72"/>
-      <w:r>
-        <w:rPr>
-          <w:rStyle w:val="Odkaznakoment"/>
-          <w:rFonts w:ascii="Times New Roman" w:eastAsia="Batang" w:hAnsi="Times New Roman" w:cstheme="minorBidi"/>
-        </w:rPr>
-        <w:commentReference w:id="72"/>
+        <w:t>P</w:t>
+      </w:r>
+      <w:r>
+        <w:rPr>
+          <w:rFonts w:ascii="Times New Roman" w:hAnsi="Times New Roman"/>
+          <w:b/>
+          <w:szCs w:val="24"/>
+        </w:rPr>
+        <w:t xml:space="preserve">locha s hloubkou menší než </w:t>
+      </w:r>
+      <w:r>
+        <w:rPr>
+          <w:rFonts w:ascii="Times New Roman" w:hAnsi="Times New Roman"/>
+          <w:b/>
+          <w:szCs w:val="24"/>
+        </w:rPr>
+        <w:t xml:space="preserve">50 </w:t>
+      </w:r>
+      <w:r>
+        <w:rPr>
+          <w:rFonts w:ascii="Times New Roman" w:hAnsi="Times New Roman"/>
+          <w:b/>
+          <w:szCs w:val="24"/>
+        </w:rPr>
+        <w:t>cm</w:t>
+      </w:r>
+      <w:r>
+        <w:rPr>
+          <w:rFonts w:ascii="Times New Roman" w:hAnsi="Times New Roman"/>
+          <w:b/>
+          <w:szCs w:val="24"/>
+        </w:rPr>
+        <w:t>.</w:t>
+      </w:r>
+      <w:r>
+        <w:rPr>
+          <w:rFonts w:ascii="Times New Roman" w:hAnsi="Times New Roman"/>
+          <w:b/>
+          <w:szCs w:val="24"/>
+        </w:rPr>
+        <w:t xml:space="preserve"> </w:t>
+      </w:r>
+      <w:r>
+        <w:rPr>
+          <w:rFonts w:ascii="Times New Roman" w:hAnsi="Times New Roman"/>
+          <w:szCs w:val="24"/>
+        </w:rPr>
+        <w:t>Mělčiny jsou nejrychleji se prohřívající částí vodní plochy a pro řadu cílových druhů představují hlavní prostor pro kladení a vývoj larev. Zároveň jsou hůře dostupné pro ryby a mírně skloněné břehy usnadňují juvenilům opuštění vody. Absence mělčin (strmé břehy, technicky upravené nádrže) je nepříznivá i tehdy, je-li plocha jinak vyhovující; rozsah mělčin je však třeba posuzovat spolu s rizikem předčasného vyschnutí.</w:t>
       </w:r>
     </w:p>
     <w:p>
@@ -9372,118 +9414,6 @@
           <w:szCs w:val="24"/>
         </w:rPr>
       </w:pPr>
-      <w:commentRangeStart w:id="73"/>
-      <w:r>
-        <w:rPr>
-          <w:rFonts w:ascii="Times New Roman" w:hAnsi="Times New Roman"/>
-          <w:b/>
-          <w:szCs w:val="24"/>
-        </w:rPr>
-        <w:t>Zaplavení litorálu</w:t>
-      </w:r>
-      <w:commentRangeEnd w:id="73"/>
-      <w:r>
-        <w:rPr>
-          <w:rStyle w:val="Odkaznakoment"/>
-          <w:rFonts w:ascii="Times New Roman" w:eastAsia="Batang" w:hAnsi="Times New Roman" w:cstheme="minorBidi"/>
-        </w:rPr>
-        <w:commentReference w:id="73"/>
-      </w:r>
-    </w:p>
-    <w:p>
-      <w:pPr>
-        <w:pStyle w:val="Odstavecseseznamem"/>
-        <w:numPr>
-          <w:ilvl w:val="0"/>
-          <w:numId w:val="17"/>
-        </w:numPr>
-        <w:spacing w:after="120" w:line="240" w:lineRule="auto"/>
-        <w:contextualSpacing w:val="0"/>
-        <w:jc w:val="both"/>
-        <w:rPr>
-          <w:rFonts w:ascii="Times New Roman" w:hAnsi="Times New Roman"/>
-          <w:szCs w:val="24"/>
-        </w:rPr>
-      </w:pPr>
-      <w:r>
-        <w:rPr>
-          <w:rFonts w:ascii="Times New Roman" w:hAnsi="Times New Roman"/>
-          <w:b/>
-          <w:szCs w:val="24"/>
-        </w:rPr>
-        <w:t>P</w:t>
-      </w:r>
-      <w:r>
-        <w:rPr>
-          <w:rFonts w:ascii="Times New Roman" w:hAnsi="Times New Roman"/>
-          <w:b/>
-          <w:szCs w:val="24"/>
-        </w:rPr>
-        <w:t xml:space="preserve">locha s hloubkou menší než </w:t>
-      </w:r>
-      <w:r>
-        <w:rPr>
-          <w:rFonts w:ascii="Times New Roman" w:hAnsi="Times New Roman"/>
-          <w:b/>
-          <w:szCs w:val="24"/>
-        </w:rPr>
-        <w:t>50</w:t>
-      </w:r>
-      <w:r>
-        <w:rPr>
-          <w:rFonts w:ascii="Times New Roman" w:hAnsi="Times New Roman"/>
-          <w:b/>
-          <w:szCs w:val="24"/>
-        </w:rPr>
-        <w:t xml:space="preserve"> </w:t>
-      </w:r>
-      <w:r>
-        <w:rPr>
-          <w:rFonts w:ascii="Times New Roman" w:hAnsi="Times New Roman"/>
-          <w:b/>
-          <w:szCs w:val="24"/>
-        </w:rPr>
-        <w:t>cm</w:t>
-      </w:r>
-      <w:r>
-        <w:rPr>
-          <w:rFonts w:ascii="Times New Roman" w:hAnsi="Times New Roman"/>
-          <w:b/>
-          <w:szCs w:val="24"/>
-        </w:rPr>
-        <w:t>.</w:t>
-      </w:r>
-      <w:r>
-        <w:rPr>
-          <w:rFonts w:ascii="Times New Roman" w:hAnsi="Times New Roman"/>
-          <w:b/>
-          <w:szCs w:val="24"/>
-        </w:rPr>
-        <w:t xml:space="preserve"> </w:t>
-      </w:r>
-      <w:r>
-        <w:rPr>
-          <w:rFonts w:ascii="Times New Roman" w:hAnsi="Times New Roman"/>
-          <w:szCs w:val="24"/>
-        </w:rPr>
-        <w:t>Mělčiny jsou nejrychleji se prohřívající částí vodní plochy a pro řadu cílových druhů představují hlavní prostor pro kladení a vývoj larev. Zároveň jsou hůře dostupné pro ryby a mírně skloněné břehy usnadňují juvenilům opuštění vody. Absence mělčin (strmé břehy, technicky upravené nádrže) je nepříznivá i tehdy, je-li plocha jinak vyhovující; rozsah mělčin je však třeba posuzovat spolu s rizikem předčasného vyschnutí.</w:t>
-      </w:r>
-    </w:p>
-    <w:p>
-      <w:pPr>
-        <w:pStyle w:val="Odstavecseseznamem"/>
-        <w:numPr>
-          <w:ilvl w:val="0"/>
-          <w:numId w:val="17"/>
-        </w:numPr>
-        <w:spacing w:after="120" w:line="240" w:lineRule="auto"/>
-        <w:contextualSpacing w:val="0"/>
-        <w:jc w:val="both"/>
-        <w:rPr>
-          <w:rFonts w:ascii="Times New Roman" w:hAnsi="Times New Roman"/>
-          <w:szCs w:val="24"/>
-        </w:rPr>
-      </w:pPr>
       <w:r>
         <w:rPr>
           <w:rFonts w:ascii="Times New Roman" w:hAnsi="Times New Roman"/>
@@ -9767,14 +9697,7 @@
           <w:szCs w:val="24"/>
           <w:lang w:eastAsia="cs-CZ"/>
         </w:rPr>
-        <w:t>li dostupné informace k jeho hodnocení.</w:t>
-      </w:r>
-      <w:r>
-        <w:rPr>
-          <w:rStyle w:val="Odkaznakoment"/>
-          <w:rFonts w:eastAsia="Batang"/>
-        </w:rPr>
-        <w:commentReference w:id="74"/>
+        <w:t>li dostupné informace k jeho hodnocení</w:t>
       </w:r>
       <w:r>
         <w:rPr>
@@ -9782,7 +9705,7 @@
           <w:szCs w:val="24"/>
           <w:lang w:eastAsia="cs-CZ"/>
         </w:rPr>
-        <w:t xml:space="preserve"> Pokud je alespoň jeden z indikátorů hodnocen jako neznámý, je celkový stav DP neznámý.</w:t>
+        <w:t>.</w:t>
       </w:r>
     </w:p>
     <w:p>
@@ -10327,135 +10250,6 @@
                 <w:lang w:val="en-GB" w:eastAsia="en-GB"/>
               </w:rPr>
               <w:t>špatný</w:t>
-            </w:r>
-          </w:p>
-        </w:tc>
-      </w:tr>
-      <w:tr>
-        <w:trPr>
-          <w:trHeight w:val="315"/>
-        </w:trPr>
-        <w:tc>
-          <w:tcPr>
-            <w:tcW w:w="0" w:type="auto"/>
-            <w:tcBorders>
-              <w:top w:val="single" w:sz="6" w:space="0" w:color="CCCCCC"/>
-              <w:left w:val="single" w:sz="6" w:space="0" w:color="CCCCCC"/>
-              <w:bottom w:val="single" w:sz="6" w:space="0" w:color="CCCCCC"/>
-              <w:right w:val="single" w:sz="6" w:space="0" w:color="CCCCCC"/>
-            </w:tcBorders>
-            <w:shd w:val="clear" w:color="auto" w:fill="999999"/>
-            <w:tcMar>
-              <w:top w:w="30" w:type="dxa"/>
-              <w:left w:w="45" w:type="dxa"/>
-              <w:bottom w:w="30" w:type="dxa"/>
-              <w:right w:w="45" w:type="dxa"/>
-            </w:tcMar>
-            <w:vAlign w:val="bottom"/>
-            <w:hideMark/>
-          </w:tcPr>
-          <w:p>
-            <w:pPr>
-              <w:spacing w:after="0" w:line="240" w:lineRule="auto"/>
-              <w:rPr>
-                <w:rFonts w:eastAsia="Times New Roman" w:cs="Times New Roman"/>
-                <w:sz w:val="20"/>
-                <w:szCs w:val="20"/>
-                <w:lang w:val="en-GB" w:eastAsia="en-GB"/>
-              </w:rPr>
-            </w:pPr>
-            <w:r>
-              <w:rPr>
-                <w:rFonts w:eastAsia="Times New Roman" w:cs="Times New Roman"/>
-                <w:sz w:val="20"/>
-                <w:szCs w:val="20"/>
-                <w:lang w:val="en-GB" w:eastAsia="en-GB"/>
-              </w:rPr>
-              <w:t>min 1 neznámý</w:t>
-            </w:r>
-          </w:p>
-        </w:tc>
-        <w:tc>
-          <w:tcPr>
-            <w:tcW w:w="0" w:type="auto"/>
-            <w:tcBorders>
-              <w:top w:val="single" w:sz="6" w:space="0" w:color="CCCCCC"/>
-              <w:left w:val="single" w:sz="6" w:space="0" w:color="CCCCCC"/>
-              <w:bottom w:val="single" w:sz="6" w:space="0" w:color="CCCCCC"/>
-              <w:right w:val="single" w:sz="6" w:space="0" w:color="CCCCCC"/>
-            </w:tcBorders>
-            <w:shd w:val="clear" w:color="auto" w:fill="999999"/>
-            <w:tcMar>
-              <w:top w:w="30" w:type="dxa"/>
-              <w:left w:w="45" w:type="dxa"/>
-              <w:bottom w:w="30" w:type="dxa"/>
-              <w:right w:w="45" w:type="dxa"/>
-            </w:tcMar>
-            <w:vAlign w:val="bottom"/>
-            <w:hideMark/>
-          </w:tcPr>
-          <w:p>
-            <w:pPr>
-              <w:spacing w:after="0" w:line="240" w:lineRule="auto"/>
-              <w:rPr>
-                <w:rFonts w:eastAsia="Times New Roman" w:cs="Times New Roman"/>
-                <w:sz w:val="20"/>
-                <w:szCs w:val="20"/>
-                <w:lang w:val="en-GB" w:eastAsia="en-GB"/>
-              </w:rPr>
-            </w:pPr>
-            <w:r>
-              <w:rPr>
-                <w:rFonts w:eastAsia="Times New Roman" w:cs="Times New Roman"/>
-                <w:sz w:val="20"/>
-                <w:szCs w:val="20"/>
-                <w:lang w:val="en-GB" w:eastAsia="en-GB"/>
-              </w:rPr>
-              <w:t>min 1 neznámý</w:t>
-            </w:r>
-          </w:p>
-        </w:tc>
-        <w:tc>
-          <w:tcPr>
-            <w:tcW w:w="0" w:type="auto"/>
-            <w:tcBorders>
-              <w:top w:val="single" w:sz="6" w:space="0" w:color="CCCCCC"/>
-              <w:left w:val="single" w:sz="6" w:space="0" w:color="CCCCCC"/>
-              <w:bottom w:val="single" w:sz="6" w:space="0" w:color="CCCCCC"/>
-              <w:right w:val="single" w:sz="6" w:space="0" w:color="CCCCCC"/>
-            </w:tcBorders>
-            <w:shd w:val="clear" w:color="auto" w:fill="999999"/>
-            <w:tcMar>
-              <w:top w:w="30" w:type="dxa"/>
-              <w:left w:w="45" w:type="dxa"/>
-              <w:bottom w:w="30" w:type="dxa"/>
-              <w:right w:w="45" w:type="dxa"/>
-            </w:tcMar>
-            <w:vAlign w:val="bottom"/>
-            <w:hideMark/>
-          </w:tcPr>
-          <w:p>
-            <w:pPr>
-              <w:spacing w:after="0" w:line="240" w:lineRule="auto"/>
-              <w:rPr>
-                <w:rFonts w:eastAsia="Times New Roman" w:cs="Times New Roman"/>
-                <w:b/>
-                <w:bCs/>
-                <w:sz w:val="20"/>
-                <w:szCs w:val="20"/>
-                <w:lang w:val="en-GB" w:eastAsia="en-GB"/>
-              </w:rPr>
-            </w:pPr>
-            <w:r>
-              <w:rPr>
-                <w:rFonts w:eastAsia="Times New Roman" w:cs="Times New Roman"/>
-                <w:b/>
-                <w:bCs/>
-                <w:sz w:val="20"/>
-                <w:szCs w:val="20"/>
-                <w:lang w:val="en-GB" w:eastAsia="en-GB"/>
-              </w:rPr>
-              <w:t>neznámý</w:t>
             </w:r>
           </w:p>
         </w:tc>
@@ -13341,7 +13135,25 @@
                 <w:szCs w:val="24"/>
                 <w:lang w:eastAsia="cs-CZ"/>
               </w:rPr>
-              <w:t xml:space="preserve">zastínění vodní hladiny okolní vegetací </w:t>
+              <w:t xml:space="preserve">zastínění </w:t>
+            </w:r>
+            <w:r>
+              <w:rPr>
+                <w:rFonts w:eastAsia="Times New Roman" w:cs="Times New Roman"/>
+                <w:color w:val="000000"/>
+                <w:szCs w:val="24"/>
+                <w:lang w:eastAsia="cs-CZ"/>
+              </w:rPr>
+              <w:t>litorálu</w:t>
+            </w:r>
+            <w:r>
+              <w:rPr>
+                <w:rFonts w:eastAsia="Times New Roman" w:cs="Times New Roman"/>
+                <w:color w:val="000000"/>
+                <w:szCs w:val="24"/>
+                <w:lang w:eastAsia="cs-CZ"/>
+              </w:rPr>
+              <w:t xml:space="preserve"> okolní vegetací </w:t>
             </w:r>
           </w:p>
         </w:tc>
@@ -13515,35 +13327,18 @@
               </w:rPr>
               <w:t xml:space="preserve">plocha s hloubkou menší než </w:t>
             </w:r>
-            <w:del w:id="75" w:author="Jonáš Gaigr2" w:date="2026-08-19T17:01:00Z">
-              <w:r>
-                <w:rPr>
-                  <w:szCs w:val="24"/>
-                  <w:highlight w:val="yellow"/>
-                </w:rPr>
-                <w:delText>20</w:delText>
-              </w:r>
-              <w:r>
-                <w:rPr>
-                  <w:szCs w:val="24"/>
-                </w:rPr>
-                <w:delText xml:space="preserve"> </w:delText>
-              </w:r>
-            </w:del>
-            <w:ins w:id="76" w:author="Jonáš Gaigr2" w:date="2026-08-19T17:01:00Z">
-              <w:r>
-                <w:rPr>
-                  <w:szCs w:val="24"/>
-                </w:rPr>
-                <w:t>50</w:t>
-              </w:r>
-              <w:r>
-                <w:rPr>
-                  <w:szCs w:val="24"/>
-                </w:rPr>
-                <w:t xml:space="preserve"> </w:t>
-              </w:r>
-            </w:ins>
+            <w:r>
+              <w:rPr>
+                <w:szCs w:val="24"/>
+              </w:rPr>
+              <w:t>50</w:t>
+            </w:r>
+            <w:r>
+              <w:rPr>
+                <w:szCs w:val="24"/>
+              </w:rPr>
+              <w:t xml:space="preserve"> </w:t>
+            </w:r>
             <w:r>
               <w:rPr>
                 <w:szCs w:val="24"/>
@@ -13863,7 +13658,7 @@
         <w:spacing w:after="120" w:line="240" w:lineRule="auto"/>
         <w:ind w:left="2913"/>
         <w:rPr>
-          <w:del w:id="77" w:author="Jonáš Gaigr2" w:date="2026-08-07T00:36:00Z"/>
+          <w:del w:id="74" w:author="Jonáš Gaigr2" w:date="2026-08-07T00:36:00Z"/>
         </w:rPr>
       </w:pPr>
     </w:p>
@@ -13872,7 +13667,7 @@
         <w:pStyle w:val="Nadpis10"/>
         <w:spacing w:after="120" w:line="240" w:lineRule="auto"/>
         <w:rPr>
-          <w:del w:id="78" w:author="Lenka Jeřábková" w:date="2026-07-03T13:22:00Z"/>
+          <w:del w:id="75" w:author="Lenka Jeřábková" w:date="2026-07-03T13:22:00Z"/>
         </w:rPr>
       </w:pPr>
     </w:p>
@@ -13881,7 +13676,7 @@
         <w:pStyle w:val="Nadpis10"/>
         <w:spacing w:after="120" w:line="240" w:lineRule="auto"/>
         <w:rPr>
-          <w:del w:id="79" w:author="Lenka Jeřábková" w:date="2026-07-03T13:22:00Z"/>
+          <w:del w:id="76" w:author="Lenka Jeřábková" w:date="2026-07-03T13:22:00Z"/>
         </w:rPr>
       </w:pPr>
     </w:p>
@@ -13890,7 +13685,7 @@
         <w:pStyle w:val="Nadpis10"/>
         <w:spacing w:after="120" w:line="240" w:lineRule="auto"/>
         <w:rPr>
-          <w:del w:id="80" w:author="Jonáš Gaigr2" w:date="2026-08-07T00:36:00Z"/>
+          <w:del w:id="77" w:author="Jonáš Gaigr2" w:date="2026-08-07T00:36:00Z"/>
         </w:rPr>
       </w:pPr>
     </w:p>
@@ -13899,7 +13694,7 @@
         <w:pStyle w:val="Nadpis10"/>
         <w:spacing w:after="120" w:line="240" w:lineRule="auto"/>
         <w:rPr>
-          <w:del w:id="81" w:author="Lenka Jeřábková" w:date="2026-07-03T13:22:00Z"/>
+          <w:del w:id="78" w:author="Lenka Jeřábková" w:date="2026-07-03T13:22:00Z"/>
         </w:rPr>
       </w:pPr>
     </w:p>
@@ -13908,7 +13703,7 @@
         <w:pStyle w:val="Nadpis10"/>
         <w:spacing w:after="120" w:line="240" w:lineRule="auto"/>
         <w:rPr>
-          <w:del w:id="82" w:author="Lenka Jeřábková" w:date="2026-07-03T13:22:00Z"/>
+          <w:del w:id="79" w:author="Lenka Jeřábková" w:date="2026-07-03T13:22:00Z"/>
         </w:rPr>
       </w:pPr>
     </w:p>
@@ -43100,7 +42895,7 @@
       </w:r>
     </w:p>
   </w:comment>
-  <w:comment w:id="60" w:author="Jonáš Gaigr2" w:date="2026-08-06T09:38:00Z" w:initials="JG">
+  <w:comment w:id="59" w:author="Jonáš Gaigr2" w:date="2026-08-06T09:38:00Z" w:initials="JG">
     <w:p>
       <w:pPr>
         <w:pStyle w:val="Textkomente"/>
@@ -43116,7 +42911,7 @@
       </w:r>
     </w:p>
   </w:comment>
-  <w:comment w:id="61" w:author="Lenka Jeřábková" w:date="2026-08-06T12:39:00Z" w:initials="LJ">
+  <w:comment w:id="60" w:author="Lenka Jeřábková" w:date="2026-08-06T12:39:00Z" w:initials="LJ">
     <w:p>
       <w:pPr>
         <w:pStyle w:val="Textkomente"/>
@@ -43132,7 +42927,7 @@
       </w:r>
     </w:p>
   </w:comment>
-  <w:comment w:id="68" w:author="Lenka Jeřábková" w:date="2026-07-02T10:45:00Z" w:initials="LJ">
+  <w:comment w:id="67" w:author="Lenka Jeřábková" w:date="2026-07-02T10:45:00Z" w:initials="LJ">
     <w:p>
       <w:pPr>
         <w:pStyle w:val="Textkomente"/>
@@ -43148,7 +42943,7 @@
       </w:r>
     </w:p>
   </w:comment>
-  <w:comment w:id="69" w:author="Jonáš Gaigr2" w:date="2026-08-06T00:16:00Z" w:initials="JG">
+  <w:comment w:id="68" w:author="Jonáš Gaigr2" w:date="2026-08-06T00:16:00Z" w:initials="JG">
     <w:p>
       <w:pPr>
         <w:pStyle w:val="Textkomente"/>
@@ -43164,7 +42959,7 @@
       </w:r>
     </w:p>
   </w:comment>
-  <w:comment w:id="70" w:author="Lenka Jeřábková" w:date="2026-08-06T12:40:00Z" w:initials="LJ">
+  <w:comment w:id="69" w:author="Lenka Jeřábková" w:date="2026-08-06T12:40:00Z" w:initials="LJ">
     <w:p>
       <w:pPr>
         <w:pStyle w:val="Textkomente"/>
@@ -43180,7 +42975,7 @@
       </w:r>
     </w:p>
   </w:comment>
-  <w:comment w:id="72" w:author="Jonáš Gaigr2" w:date="2026-08-19T20:35:00Z" w:initials="JG">
+  <w:comment w:id="71" w:author="Jonáš Gaigr2" w:date="2026-08-19T20:35:00Z" w:initials="JG">
     <w:p>
       <w:pPr>
         <w:pStyle w:val="Textkomente"/>
@@ -43208,26 +43003,7 @@
         <w:annotationRef/>
       </w:r>
       <w:r>
-        <w:t>Chceme to hodnotit?</w:t>
-      </w:r>
-      <w:r>
-        <w:t xml:space="preserve"> Nestačí pravidelné vysychání a manipulace s hladinou?</w:t>
-      </w:r>
-    </w:p>
-  </w:comment>
-  <w:comment w:id="74" w:author="Lenka Jeřábková" w:date="2026-07-03T13:16:00Z" w:initials="LJ">
-    <w:p>
-      <w:pPr>
-        <w:pStyle w:val="Textkomente"/>
-      </w:pPr>
-      <w:r>
-        <w:rPr>
-          <w:rStyle w:val="Odkaznakoment"/>
-        </w:rPr>
-        <w:annotationRef/>
-      </w:r>
-      <w:r>
-        <w:t>tohle by asi mělo být před tabulkou, prvně hodnotíme DP a pak území, ne?</w:t>
+        <w:t>Chceme to hodnotit? Nestačí pravidelné vysychání a manipulace s hladinou?</w:t>
       </w:r>
     </w:p>
   </w:comment>
@@ -43254,9 +43030,8 @@
   <w15:commentEx w15:paraId="56D32364" w15:done="0"/>
   <w15:commentEx w15:paraId="5F4C4E43" w15:paraIdParent="56D32364" w15:done="0"/>
   <w15:commentEx w15:paraId="158D23FE" w15:paraIdParent="56D32364" w15:done="0"/>
-  <w15:commentEx w15:paraId="3C61613C" w15:done="0"/>
+  <w15:commentEx w15:paraId="2B5FBFA5" w15:done="0"/>
   <w15:commentEx w15:paraId="4A122BBC" w15:done="0"/>
-  <w15:commentEx w15:paraId="3A10138E" w15:done="0"/>
 </w15:commentsEx>
 </file>
 
@@ -45689,6 +45464,7 @@
   <w:style w:type="character" w:default="1" w:styleId="Standardnpsmoodstavce">
     <w:name w:val="Default Paragraph Font"/>
     <w:uiPriority w:val="1"/>
+    <w:semiHidden/>
     <w:unhideWhenUsed/>
   </w:style>
   <w:style w:type="table" w:default="1" w:styleId="Normlntabulka">
@@ -47910,7 +47686,7 @@
 </file>
 
 <file path=customXml/itemProps1.xml><?xml version="1.0" encoding="utf-8"?>
-<ds:datastoreItem xmlns:ds="http://schemas.openxmlformats.org/officeDocument/2006/customXml" ds:itemID="{5E34F166-21A7-40E5-9ED3-187FA5FA226D}">
+<ds:datastoreItem xmlns:ds="http://schemas.openxmlformats.org/officeDocument/2006/customXml" ds:itemID="{2FE0E715-6035-42A9-9543-C524B1B0C46E}">
   <ds:schemaRefs>
     <ds:schemaRef ds:uri="http://schemas.openxmlformats.org/officeDocument/2006/bibliography"/>
   </ds:schemaRefs>

--- a/Metodiky/Obojzivelnici/met_ssEVL_SLOUCENE_teren_a_vyhodnocovani_obojziv_2024_zmeny.docx
+++ b/Metodiky/Obojzivelnici/met_ssEVL_SLOUCENE_teren_a_vyhodnocovani_obojziv_2024_zmeny.docx
@@ -28,7 +28,40 @@
           <w:sz w:val="28"/>
           <w:szCs w:val="28"/>
         </w:rPr>
-        <w:t>a sledování stavu předmětu ochrany</w:t>
+        <w:t>a sledování stavu předmět</w:t>
+      </w:r>
+      <w:ins w:id="0" w:author="Jonáš Gaigr2" w:date="2026-08-31T12:40:00Z">
+        <w:r>
+          <w:rPr>
+            <w:rFonts w:cs="Times New Roman"/>
+            <w:b/>
+            <w:sz w:val="28"/>
+            <w:szCs w:val="28"/>
+          </w:rPr>
+          <w:t>ů</w:t>
+        </w:r>
+      </w:ins>
+      <w:bookmarkStart w:id="1" w:name="_GoBack"/>
+      <w:bookmarkEnd w:id="1"/>
+      <w:del w:id="2" w:author="Jonáš Gaigr2" w:date="2026-08-31T12:40:00Z">
+        <w:r>
+          <w:rPr>
+            <w:rFonts w:cs="Times New Roman"/>
+            <w:b/>
+            <w:sz w:val="28"/>
+            <w:szCs w:val="28"/>
+          </w:rPr>
+          <w:delText>u</w:delText>
+        </w:r>
+      </w:del>
+      <w:r>
+        <w:rPr>
+          <w:rFonts w:cs="Times New Roman"/>
+          <w:b/>
+          <w:sz w:val="28"/>
+          <w:szCs w:val="28"/>
+        </w:rPr>
+        <w:t xml:space="preserve"> ochrany</w:t>
       </w:r>
     </w:p>
     <w:p>
@@ -741,7 +774,7 @@
         </w:rPr>
         <w:t>etodik</w:t>
       </w:r>
-      <w:del w:id="0" w:author="Lenka Jeřábková" w:date="2026-07-02T10:05:00Z">
+      <w:del w:id="3" w:author="Lenka Jeřábková" w:date="2026-07-02T10:05:00Z">
         <w:r>
           <w:rPr>
             <w:rFonts w:cs="Times New Roman"/>
@@ -1632,7 +1665,7 @@
         </w:rPr>
         <w:t xml:space="preserve"> (</w:t>
       </w:r>
-      <w:del w:id="1" w:author="Jonáš Gaigr2" w:date="2026-08-19T11:56:00Z">
+      <w:del w:id="4" w:author="Jonáš Gaigr2" w:date="2026-08-19T11:56:00Z">
         <w:r>
           <w:rPr>
             <w:rFonts w:ascii="Times New Roman" w:hAnsi="Times New Roman"/>
@@ -1640,7 +1673,7 @@
           </w:rPr>
           <w:delText xml:space="preserve">např. o </w:delText>
         </w:r>
-        <w:commentRangeStart w:id="2"/>
+        <w:commentRangeStart w:id="5"/>
         <w:r>
           <w:rPr>
             <w:rFonts w:ascii="Times New Roman" w:hAnsi="Times New Roman"/>
@@ -1649,7 +1682,7 @@
           <w:delText>předpokládaný podíl samic, o jedince mimo dosah pozorování či</w:delText>
         </w:r>
       </w:del>
-      <w:ins w:id="3" w:author="Jonáš Gaigr2" w:date="2026-08-19T11:56:00Z">
+      <w:ins w:id="6" w:author="Jonáš Gaigr2" w:date="2026-08-19T11:56:00Z">
         <w:r>
           <w:rPr>
             <w:rFonts w:ascii="Times New Roman" w:hAnsi="Times New Roman"/>
@@ -1665,13 +1698,13 @@
         </w:rPr>
         <w:t xml:space="preserve"> o </w:t>
       </w:r>
-      <w:commentRangeEnd w:id="2"/>
+      <w:commentRangeEnd w:id="5"/>
       <w:r>
         <w:rPr>
           <w:rStyle w:val="Odkaznakoment"/>
           <w:rFonts w:ascii="Times New Roman" w:eastAsia="Batang" w:hAnsi="Times New Roman" w:cstheme="minorBidi"/>
         </w:rPr>
-        <w:commentReference w:id="2"/>
+        <w:commentReference w:id="5"/>
       </w:r>
       <w:r>
         <w:rPr>
@@ -2216,7 +2249,15 @@
           <w:rFonts w:ascii="Times New Roman" w:hAnsi="Times New Roman"/>
           <w:szCs w:val="24"/>
         </w:rPr>
-        <w:t xml:space="preserve">Zaznamenává se míra zaplavení dna DP v procentech, kde 100 % odpovídá plně zaplavenému dnu, tj. zaplavení celé pánve v jejím maximálním rozsahu; 0 % odpovídá zcela vyschlé ploše. Maximální rozsah se v terénu odvozuje od morfologie pánve a od trvalých znaků nejvyšší hladiny (břehová hrana, linie bahenní vegetace, naplaveniny, obnažené kořeny). Hodnota se odhaduje vizuálně za celou DP; u členitých ploch se odhad provádí po částech a sečte. </w:t>
+        <w:t xml:space="preserve">Zaznamenává se míra zaplavení dna DP v procentech, kde 100 % odpovídá plně zaplavenému dnu, tj. zaplavení celé pánve v jejím maximálním rozsahu; 0 % odpovídá zcela vyschlé ploše. Maximální rozsah se v terénu odvozuje od morfologie pánve a od trvalých znaků nejvyšší hladiny (břehová hrana, linie bahenní vegetace, naplaveniny, obnažené </w:t>
+      </w:r>
+      <w:r>
+        <w:rPr>
+          <w:rFonts w:ascii="Times New Roman" w:hAnsi="Times New Roman"/>
+          <w:szCs w:val="24"/>
+        </w:rPr>
+        <w:lastRenderedPageBreak/>
+        <w:t xml:space="preserve">kořeny). Hodnota se odhaduje vizuálně za celou DP; u členitých ploch se odhad provádí po částech a sečte. </w:t>
       </w:r>
       <w:r>
         <w:rPr>
@@ -2340,7 +2381,7 @@
         </w:rPr>
         <w:t xml:space="preserve"> Zaznamenává se míra zákalu v kategoriích: bez zákalu / slabý / silný. </w:t>
       </w:r>
-      <w:commentRangeStart w:id="4"/>
+      <w:commentRangeStart w:id="7"/>
       <w:r>
         <w:rPr>
           <w:rFonts w:ascii="Times New Roman" w:hAnsi="Times New Roman"/>
@@ -2355,15 +2396,15 @@
         </w:rPr>
         <w:t>oveň se zaznamenává převažující</w:t>
       </w:r>
-      <w:commentRangeEnd w:id="4"/>
+      <w:commentRangeEnd w:id="7"/>
       <w:r>
         <w:rPr>
           <w:rStyle w:val="Odkaznakoment"/>
           <w:rFonts w:ascii="Times New Roman" w:eastAsia="Batang" w:hAnsi="Times New Roman" w:cstheme="minorBidi"/>
         </w:rPr>
-        <w:commentReference w:id="4"/>
-      </w:r>
-      <w:ins w:id="5" w:author="Jonáš Gaigr2" w:date="2026-08-19T11:56:00Z">
+        <w:commentReference w:id="7"/>
+      </w:r>
+      <w:ins w:id="8" w:author="Jonáš Gaigr2" w:date="2026-08-19T11:56:00Z">
         <w:r>
           <w:rPr>
             <w:rFonts w:ascii="Times New Roman" w:hAnsi="Times New Roman"/>
@@ -2392,7 +2433,7 @@
         <w:contextualSpacing w:val="0"/>
         <w:jc w:val="both"/>
         <w:rPr>
-          <w:ins w:id="6" w:author="Jonáš Gaigr2" w:date="2026-08-07T00:12:00Z"/>
+          <w:ins w:id="9" w:author="Jonáš Gaigr2" w:date="2026-08-07T00:12:00Z"/>
           <w:rFonts w:ascii="Times New Roman" w:hAnsi="Times New Roman"/>
           <w:szCs w:val="24"/>
         </w:rPr>
@@ -2440,7 +2481,7 @@
         </w:rPr>
         <w:t xml:space="preserve"> ponořených, plovoucích i vynořených (včetně rákosin a dalších porostů zasahujících do vodní plochy). </w:t>
       </w:r>
-      <w:del w:id="7" w:author="Jonáš Gaigr2" w:date="2026-08-19T11:57:00Z">
+      <w:del w:id="10" w:author="Jonáš Gaigr2" w:date="2026-08-19T11:57:00Z">
         <w:r>
           <w:rPr>
             <w:rFonts w:ascii="Times New Roman" w:hAnsi="Times New Roman"/>
@@ -2448,7 +2489,7 @@
           </w:rPr>
           <w:delText xml:space="preserve">Vedle celkové pokryvnosti se zaznamenává samostatně </w:delText>
         </w:r>
-        <w:commentRangeStart w:id="8"/>
+        <w:commentRangeStart w:id="11"/>
         <w:r>
           <w:rPr>
             <w:rFonts w:ascii="Times New Roman" w:hAnsi="Times New Roman"/>
@@ -2456,13 +2497,13 @@
           </w:rPr>
           <w:delText>podíl vynořené (emerzní) vegetace</w:delText>
         </w:r>
-        <w:commentRangeEnd w:id="8"/>
+        <w:commentRangeEnd w:id="11"/>
         <w:r>
           <w:rPr>
             <w:rStyle w:val="Odkaznakoment"/>
             <w:rFonts w:ascii="Times New Roman" w:eastAsia="Batang" w:hAnsi="Times New Roman" w:cstheme="minorBidi"/>
           </w:rPr>
-          <w:commentReference w:id="8"/>
+          <w:commentReference w:id="11"/>
         </w:r>
         <w:r>
           <w:rPr>
@@ -2472,7 +2513,7 @@
           <w:delText xml:space="preserve">, protože jeho vypovídací hodnota se od ponořené vegetace liší. Ponořená vegetace </w:delText>
         </w:r>
       </w:del>
-      <w:ins w:id="9" w:author="Jonáš Gaigr2" w:date="2026-08-19T11:57:00Z">
+      <w:ins w:id="12" w:author="Jonáš Gaigr2" w:date="2026-08-19T11:57:00Z">
         <w:r>
           <w:rPr>
             <w:rFonts w:ascii="Times New Roman" w:hAnsi="Times New Roman"/>
@@ -2526,7 +2567,7 @@
           <w:szCs w:val="24"/>
         </w:rPr>
       </w:pPr>
-      <w:commentRangeStart w:id="10"/>
+      <w:commentRangeStart w:id="13"/>
       <w:r>
         <w:rPr>
           <w:rFonts w:ascii="Times New Roman" w:hAnsi="Times New Roman"/>
@@ -2535,10 +2576,10 @@
         </w:rPr>
         <w:t xml:space="preserve">Plocha s hloubkou </w:t>
       </w:r>
-      <w:commentRangeStart w:id="11"/>
-      <w:commentRangeStart w:id="12"/>
-      <w:commentRangeStart w:id="13"/>
       <w:commentRangeStart w:id="14"/>
+      <w:commentRangeStart w:id="15"/>
+      <w:commentRangeStart w:id="16"/>
+      <w:commentRangeStart w:id="17"/>
       <w:r>
         <w:rPr>
           <w:rFonts w:ascii="Times New Roman" w:hAnsi="Times New Roman"/>
@@ -2547,7 +2588,7 @@
         </w:rPr>
         <w:t xml:space="preserve">menší než </w:t>
       </w:r>
-      <w:del w:id="15" w:author="Jonáš Gaigr2" w:date="2026-08-19T11:57:00Z">
+      <w:del w:id="18" w:author="Jonáš Gaigr2" w:date="2026-08-19T11:57:00Z">
         <w:r>
           <w:rPr>
             <w:rFonts w:ascii="Times New Roman" w:hAnsi="Times New Roman"/>
@@ -2564,41 +2605,41 @@
           </w:rPr>
           <w:delText xml:space="preserve"> </w:delText>
         </w:r>
-        <w:commentRangeEnd w:id="11"/>
+        <w:commentRangeEnd w:id="14"/>
         <w:r>
           <w:rPr>
             <w:rStyle w:val="Odkaznakoment"/>
             <w:rFonts w:asciiTheme="minorHAnsi" w:eastAsia="Batang" w:hAnsiTheme="minorHAnsi" w:cstheme="minorBidi"/>
             <w:b/>
           </w:rPr>
-          <w:commentReference w:id="11"/>
+          <w:commentReference w:id="14"/>
         </w:r>
-        <w:commentRangeEnd w:id="12"/>
+        <w:commentRangeEnd w:id="15"/>
         <w:r>
           <w:rPr>
             <w:rStyle w:val="Odkaznakoment"/>
             <w:rFonts w:asciiTheme="minorHAnsi" w:eastAsia="Batang" w:hAnsiTheme="minorHAnsi" w:cstheme="minorBidi"/>
           </w:rPr>
-          <w:commentReference w:id="12"/>
+          <w:commentReference w:id="15"/>
         </w:r>
-        <w:commentRangeEnd w:id="13"/>
+        <w:commentRangeEnd w:id="16"/>
         <w:r>
           <w:rPr>
             <w:rStyle w:val="Odkaznakoment"/>
             <w:rFonts w:ascii="Times New Roman" w:eastAsia="Batang" w:hAnsi="Times New Roman" w:cstheme="minorBidi"/>
           </w:rPr>
-          <w:commentReference w:id="13"/>
+          <w:commentReference w:id="16"/>
         </w:r>
       </w:del>
-      <w:commentRangeEnd w:id="14"/>
+      <w:commentRangeEnd w:id="17"/>
       <w:r>
         <w:rPr>
           <w:rStyle w:val="Odkaznakoment"/>
           <w:rFonts w:ascii="Times New Roman" w:eastAsia="Batang" w:hAnsi="Times New Roman" w:cstheme="minorBidi"/>
         </w:rPr>
-        <w:commentReference w:id="14"/>
-      </w:r>
-      <w:del w:id="16" w:author="Jonáš Gaigr2" w:date="2026-08-19T11:57:00Z">
+        <w:commentReference w:id="17"/>
+      </w:r>
+      <w:del w:id="19" w:author="Jonáš Gaigr2" w:date="2026-08-19T11:57:00Z">
         <w:r>
           <w:rPr>
             <w:rFonts w:ascii="Times New Roman" w:hAnsi="Times New Roman"/>
@@ -2608,7 +2649,7 @@
           <w:delText>m</w:delText>
         </w:r>
       </w:del>
-      <w:ins w:id="17" w:author="Jonáš Gaigr2" w:date="2026-08-19T11:57:00Z">
+      <w:ins w:id="20" w:author="Jonáš Gaigr2" w:date="2026-08-19T11:57:00Z">
         <w:r>
           <w:rPr>
             <w:rFonts w:ascii="Times New Roman" w:hAnsi="Times New Roman"/>
@@ -2653,7 +2694,7 @@
         </w:rPr>
         <w:t xml:space="preserve"> na několika místech po obvodu plochy a rozsah mělčiny se odhaduje podle vzdálenosti hranice </w:t>
       </w:r>
-      <w:del w:id="18" w:author="Jonáš Gaigr2" w:date="2026-08-19T11:57:00Z">
+      <w:del w:id="21" w:author="Jonáš Gaigr2" w:date="2026-08-19T11:57:00Z">
         <w:r>
           <w:rPr>
             <w:rFonts w:ascii="Times New Roman" w:hAnsi="Times New Roman"/>
@@ -2662,7 +2703,7 @@
           <w:delText>1 m</w:delText>
         </w:r>
       </w:del>
-      <w:ins w:id="19" w:author="Jonáš Gaigr2" w:date="2026-08-19T11:57:00Z">
+      <w:ins w:id="22" w:author="Jonáš Gaigr2" w:date="2026-08-19T11:57:00Z">
         <w:r>
           <w:rPr>
             <w:rFonts w:ascii="Times New Roman" w:hAnsi="Times New Roman"/>
@@ -2692,7 +2733,7 @@
         </w:rPr>
         <w:t xml:space="preserve"> </w:t>
       </w:r>
-      <w:del w:id="20" w:author="Jonáš Gaigr2" w:date="2026-08-19T17:05:00Z">
+      <w:del w:id="23" w:author="Jonáš Gaigr2" w:date="2026-08-19T17:05:00Z">
         <w:r>
           <w:rPr>
             <w:rFonts w:ascii="Times New Roman" w:hAnsi="Times New Roman"/>
@@ -2701,16 +2742,16 @@
           <w:delText xml:space="preserve"> </w:delText>
         </w:r>
       </w:del>
-      <w:commentRangeEnd w:id="10"/>
+      <w:commentRangeEnd w:id="13"/>
       <w:r>
         <w:rPr>
           <w:rStyle w:val="Odkaznakoment"/>
           <w:rFonts w:ascii="Times New Roman" w:eastAsia="Batang" w:hAnsi="Times New Roman" w:cstheme="minorBidi"/>
         </w:rPr>
-        <w:commentReference w:id="10"/>
-      </w:r>
-      <w:commentRangeStart w:id="21"/>
-      <w:ins w:id="22" w:author="Jonáš Gaigr2" w:date="2026-08-19T17:05:00Z">
+        <w:commentReference w:id="13"/>
+      </w:r>
+      <w:commentRangeStart w:id="24"/>
+      <w:ins w:id="25" w:author="Jonáš Gaigr2" w:date="2026-08-19T17:05:00Z">
         <w:r>
           <w:rPr>
             <w:rFonts w:ascii="Times New Roman" w:hAnsi="Times New Roman"/>
@@ -2719,7 +2760,7 @@
           <w:t xml:space="preserve">Indikátor není sledován v období </w:t>
         </w:r>
       </w:ins>
-      <w:ins w:id="23" w:author="Jonáš Gaigr2" w:date="2026-08-19T17:06:00Z">
+      <w:ins w:id="26" w:author="Jonáš Gaigr2" w:date="2026-08-19T17:06:00Z">
         <w:r>
           <w:rPr>
             <w:rFonts w:ascii="Times New Roman" w:hAnsi="Times New Roman"/>
@@ -2728,7 +2769,7 @@
           <w:t xml:space="preserve">během </w:t>
         </w:r>
       </w:ins>
-      <w:ins w:id="24" w:author="Jonáš Gaigr2" w:date="2026-08-19T17:05:00Z">
+      <w:ins w:id="27" w:author="Jonáš Gaigr2" w:date="2026-08-19T17:05:00Z">
         <w:r>
           <w:rPr>
             <w:rFonts w:ascii="Times New Roman" w:hAnsi="Times New Roman"/>
@@ -2737,7 +2778,7 @@
           <w:t>do tří dn</w:t>
         </w:r>
       </w:ins>
-      <w:ins w:id="25" w:author="Jonáš Gaigr2" w:date="2026-08-19T17:06:00Z">
+      <w:ins w:id="28" w:author="Jonáš Gaigr2" w:date="2026-08-19T17:06:00Z">
         <w:r>
           <w:rPr>
             <w:rFonts w:ascii="Times New Roman" w:hAnsi="Times New Roman"/>
@@ -2746,7 +2787,7 @@
           <w:t xml:space="preserve">ů </w:t>
         </w:r>
       </w:ins>
-      <w:ins w:id="26" w:author="Jonáš Gaigr2" w:date="2026-08-19T17:05:00Z">
+      <w:ins w:id="29" w:author="Jonáš Gaigr2" w:date="2026-08-19T17:05:00Z">
         <w:r>
           <w:rPr>
             <w:rFonts w:ascii="Times New Roman" w:hAnsi="Times New Roman"/>
@@ -2755,14 +2796,14 @@
           <w:t>po silných srážkách.</w:t>
         </w:r>
       </w:ins>
-      <w:commentRangeEnd w:id="21"/>
-      <w:ins w:id="27" w:author="Jonáš Gaigr2" w:date="2026-08-19T21:12:00Z">
+      <w:commentRangeEnd w:id="24"/>
+      <w:ins w:id="30" w:author="Jonáš Gaigr2" w:date="2026-08-19T21:12:00Z">
         <w:r>
           <w:rPr>
             <w:rStyle w:val="Odkaznakoment"/>
             <w:rFonts w:ascii="Times New Roman" w:eastAsia="Batang" w:hAnsi="Times New Roman" w:cstheme="minorBidi"/>
           </w:rPr>
-          <w:commentReference w:id="21"/>
+          <w:commentReference w:id="24"/>
         </w:r>
       </w:ins>
     </w:p>
@@ -2778,7 +2819,7 @@
         <w:contextualSpacing w:val="0"/>
         <w:jc w:val="both"/>
         <w:rPr>
-          <w:ins w:id="28" w:author="Jonáš Gaigr2" w:date="2026-08-19T18:44:00Z"/>
+          <w:ins w:id="31" w:author="Jonáš Gaigr2" w:date="2026-08-19T18:44:00Z"/>
           <w:rFonts w:ascii="Times New Roman" w:hAnsi="Times New Roman"/>
           <w:szCs w:val="24"/>
         </w:rPr>
@@ -2819,12 +2860,12 @@
         <w:spacing w:after="120" w:line="240" w:lineRule="auto"/>
         <w:jc w:val="both"/>
         <w:rPr>
-          <w:del w:id="29" w:author="Jonáš Gaigr2" w:date="2026-08-19T18:55:00Z"/>
+          <w:del w:id="32" w:author="Jonáš Gaigr2" w:date="2026-08-19T18:55:00Z"/>
           <w:i/>
           <w:szCs w:val="24"/>
         </w:rPr>
       </w:pPr>
-      <w:ins w:id="30" w:author="Jonáš Gaigr2" w:date="2026-08-19T18:55:00Z">
+      <w:ins w:id="33" w:author="Jonáš Gaigr2" w:date="2026-08-19T18:55:00Z">
         <w:r>
           <w:rPr>
             <w:b/>
@@ -2839,7 +2880,7 @@
             <w:bCs/>
             <w:i/>
             <w:szCs w:val="24"/>
-            <w:rPrChange w:id="31" w:author="Jonáš Gaigr2" w:date="2026-08-19T18:55:00Z">
+            <w:rPrChange w:id="34" w:author="Jonáš Gaigr2" w:date="2026-08-19T18:55:00Z">
               <w:rPr>
                 <w:b/>
                 <w:bCs/>
@@ -2859,8 +2900,8 @@
           <w:t xml:space="preserve">lkovodní zóna DP s hloubkou do </w:t>
         </w:r>
       </w:ins>
-      <w:commentRangeStart w:id="32"/>
-      <w:ins w:id="33" w:author="Jonáš Gaigr2" w:date="2026-08-19T21:10:00Z">
+      <w:commentRangeStart w:id="35"/>
+      <w:ins w:id="36" w:author="Jonáš Gaigr2" w:date="2026-08-19T21:10:00Z">
         <w:r>
           <w:rPr>
             <w:bCs/>
@@ -2870,13 +2911,13 @@
           <w:t>50</w:t>
         </w:r>
       </w:ins>
-      <w:ins w:id="34" w:author="Jonáš Gaigr2" w:date="2026-08-19T18:55:00Z">
+      <w:ins w:id="37" w:author="Jonáš Gaigr2" w:date="2026-08-19T18:55:00Z">
         <w:r>
           <w:rPr>
             <w:bCs/>
             <w:i/>
             <w:szCs w:val="24"/>
-            <w:rPrChange w:id="35" w:author="Jonáš Gaigr2" w:date="2026-08-19T18:55:00Z">
+            <w:rPrChange w:id="38" w:author="Jonáš Gaigr2" w:date="2026-08-19T18:55:00Z">
               <w:rPr>
                 <w:b/>
                 <w:bCs/>
@@ -2888,7 +2929,7 @@
           <w:t xml:space="preserve"> </w:t>
         </w:r>
       </w:ins>
-      <w:ins w:id="36" w:author="Jonáš Gaigr2" w:date="2026-08-19T21:10:00Z">
+      <w:ins w:id="39" w:author="Jonáš Gaigr2" w:date="2026-08-19T21:10:00Z">
         <w:r>
           <w:rPr>
             <w:bCs/>
@@ -2898,34 +2939,6 @@
           <w:t>c</w:t>
         </w:r>
       </w:ins>
-      <w:ins w:id="37" w:author="Jonáš Gaigr2" w:date="2026-08-19T18:55:00Z">
-        <w:r>
-          <w:rPr>
-            <w:bCs/>
-            <w:i/>
-            <w:szCs w:val="24"/>
-            <w:rPrChange w:id="38" w:author="Jonáš Gaigr2" w:date="2026-08-19T18:55:00Z">
-              <w:rPr>
-                <w:b/>
-                <w:bCs/>
-                <w:i/>
-                <w:szCs w:val="24"/>
-              </w:rPr>
-            </w:rPrChange>
-          </w:rPr>
-          <w:t xml:space="preserve">m </w:t>
-        </w:r>
-      </w:ins>
-      <w:commentRangeEnd w:id="32"/>
-      <w:ins w:id="39" w:author="Jonáš Gaigr2" w:date="2026-08-19T21:11:00Z">
-        <w:r>
-          <w:rPr>
-            <w:rStyle w:val="Odkaznakoment"/>
-            <w:rFonts w:eastAsia="Batang"/>
-          </w:rPr>
-          <w:commentReference w:id="32"/>
-        </w:r>
-      </w:ins>
       <w:ins w:id="40" w:author="Jonáš Gaigr2" w:date="2026-08-19T18:55:00Z">
         <w:r>
           <w:rPr>
@@ -2933,6 +2946,34 @@
             <w:i/>
             <w:szCs w:val="24"/>
             <w:rPrChange w:id="41" w:author="Jonáš Gaigr2" w:date="2026-08-19T18:55:00Z">
+              <w:rPr>
+                <w:b/>
+                <w:bCs/>
+                <w:i/>
+                <w:szCs w:val="24"/>
+              </w:rPr>
+            </w:rPrChange>
+          </w:rPr>
+          <w:t xml:space="preserve">m </w:t>
+        </w:r>
+      </w:ins>
+      <w:commentRangeEnd w:id="35"/>
+      <w:ins w:id="42" w:author="Jonáš Gaigr2" w:date="2026-08-19T21:11:00Z">
+        <w:r>
+          <w:rPr>
+            <w:rStyle w:val="Odkaznakoment"/>
+            <w:rFonts w:eastAsia="Batang"/>
+          </w:rPr>
+          <w:commentReference w:id="35"/>
+        </w:r>
+      </w:ins>
+      <w:ins w:id="43" w:author="Jonáš Gaigr2" w:date="2026-08-19T18:55:00Z">
+        <w:r>
+          <w:rPr>
+            <w:bCs/>
+            <w:i/>
+            <w:szCs w:val="24"/>
+            <w:rPrChange w:id="44" w:author="Jonáš Gaigr2" w:date="2026-08-19T18:55:00Z">
               <w:rPr>
                 <w:b/>
                 <w:bCs/>
@@ -2982,7 +3023,7 @@
         </w:rPr>
         <w:t xml:space="preserve"> </w:t>
       </w:r>
-      <w:ins w:id="42" w:author="Jonáš Gaigr2" w:date="2026-08-19T18:56:00Z">
+      <w:ins w:id="45" w:author="Jonáš Gaigr2" w:date="2026-08-19T18:56:00Z">
         <w:r>
           <w:rPr>
             <w:rFonts w:ascii="Times New Roman" w:hAnsi="Times New Roman"/>
@@ -2999,7 +3040,14 @@
           <w:rPr>
             <w:rFonts w:ascii="Times New Roman" w:hAnsi="Times New Roman"/>
           </w:rPr>
-          <w:t>100 % odpovídá prakticky plně zastíněnému litorálu. Hodnotí se stav při plném olistění; při návštěvě mimo vegetační sezónu se zaznamenává průmět korun bez ohledu na aktuální olistění a nezaznamenává se okamžitý stín daný polohou slunce v době návštěvy. Hodnota se zaznamenává odděleně od indikátoru Zastínění vodní hladiny okolní vegetací — obě se zpravidla liší, protože zastínění bývá soustředěno právě do příbřežního pásu.</w:t>
+          <w:t xml:space="preserve">100 % odpovídá prakticky plně zastíněnému litorálu. Hodnotí se stav při plném olistění; při návštěvě mimo vegetační sezónu se zaznamenává průmět korun bez ohledu na aktuální olistění a nezaznamenává se okamžitý stín daný polohou slunce v době návštěvy. Hodnota se zaznamenává odděleně od indikátoru Zastínění </w:t>
+        </w:r>
+        <w:r>
+          <w:rPr>
+            <w:rFonts w:ascii="Times New Roman" w:hAnsi="Times New Roman"/>
+          </w:rPr>
+          <w:lastRenderedPageBreak/>
+          <w:t>vodní hladiny okolní vegetací — obě se zpravidla liší, protože zastínění bývá soustředěno právě do příbřežního pásu.</w:t>
         </w:r>
       </w:ins>
     </w:p>
@@ -3034,11 +3082,11 @@
         </w:rPr>
         <w:t>aplavení litorálu.</w:t>
       </w:r>
-      <w:ins w:id="43" w:author="Jonáš Gaigr2" w:date="2026-08-19T18:56:00Z">
+      <w:ins w:id="46" w:author="Jonáš Gaigr2" w:date="2026-08-19T18:56:00Z">
         <w:r>
           <w:rPr>
             <w:rFonts w:ascii="Times New Roman" w:hAnsi="Times New Roman"/>
-            <w:rPrChange w:id="44" w:author="Jonáš Gaigr2" w:date="2026-08-19T18:56:00Z">
+            <w:rPrChange w:id="47" w:author="Jonáš Gaigr2" w:date="2026-08-19T18:56:00Z">
               <w:rPr>
                 <w:rFonts w:ascii="Times New Roman" w:hAnsi="Times New Roman"/>
                 <w:b/>
@@ -3048,7 +3096,7 @@
           <w:t xml:space="preserve"> Zaznamenává se podíl plochy litorálu, který je v době návštěvy zaplaven vodou; 76–100 % odpovídá litorálu zaplavenému prakticky v celém rozsahu, 0–25 % litorálu převážně suchému. Rozsah litorálu, k němuž se podíl vztahuje, zůstává stejný jako u předchozího indikátoru, tj. je vymezen porostem a hloubkou při plném zaplavení; zaznamenává se tedy, jaká část tohoto vymezeného pásu je aktuálně pod vodou. Hodnota se zaznamenává při každé návštěvě spolu s jejím datem. Do poznámky se uvádí, byla-li v obnažené části litorálu zjištěna obnažená snůška, uhynulé larvy nebo jiné doklady předchozího vyššího stavu vody.</w:t>
         </w:r>
       </w:ins>
-      <w:ins w:id="45" w:author="Jonáš Gaigr2" w:date="2026-08-19T21:12:00Z">
+      <w:ins w:id="48" w:author="Jonáš Gaigr2" w:date="2026-08-19T21:12:00Z">
         <w:r>
           <w:rPr>
             <w:rFonts w:ascii="Times New Roman" w:hAnsi="Times New Roman"/>
@@ -3571,7 +3619,14 @@
         <w:rPr>
           <w:i w:val="0"/>
         </w:rPr>
-        <w:t xml:space="preserve"> od reprodukční nádrže (alespoň většina dané populace, jednotlivci mohou vykazovat přesuny i na delší vzdálenosti). Za dostačující vzdálenost mezi trvale sledovanými DP, aby je bylo možno považovat za samostatné populace, lze tudíž </w:t>
+        <w:t xml:space="preserve"> od reprodukční nádrže (alespoň většina dané populace, jednotlivci mohou vykazovat přesuny i na delší vzdálenosti). Za dostačující vzdálenost mezi trvale sledovanými DP, </w:t>
+      </w:r>
+      <w:r>
+        <w:rPr>
+          <w:i w:val="0"/>
+        </w:rPr>
+        <w:lastRenderedPageBreak/>
+        <w:t xml:space="preserve">aby je bylo možno považovat za samostatné populace, lze tudíž </w:t>
       </w:r>
       <w:r>
         <w:rPr>
@@ -3928,12 +3983,12 @@
     <w:p>
       <w:pPr>
         <w:rPr>
-          <w:del w:id="46" w:author="Jonáš Gaigr2" w:date="2026-08-05T23:47:00Z"/>
+          <w:del w:id="49" w:author="Jonáš Gaigr2" w:date="2026-08-05T23:47:00Z"/>
         </w:rPr>
       </w:pPr>
-      <w:commentRangeStart w:id="47"/>
-      <w:commentRangeStart w:id="48"/>
-      <w:del w:id="49" w:author="Jonáš Gaigr2" w:date="2026-08-05T23:47:00Z">
+      <w:commentRangeStart w:id="50"/>
+      <w:commentRangeStart w:id="51"/>
+      <w:del w:id="52" w:author="Jonáš Gaigr2" w:date="2026-08-05T23:47:00Z">
         <w:r>
           <w:delText>V</w:delText>
         </w:r>
@@ -3946,7 +4001,7 @@
         <w:r>
           <w:delText xml:space="preserve"> budou </w:delText>
         </w:r>
-        <w:commentRangeStart w:id="50"/>
+        <w:commentRangeStart w:id="53"/>
         <w:r>
           <w:delText xml:space="preserve">sledovány </w:delText>
         </w:r>
@@ -3957,22 +4012,22 @@
           <w:delText xml:space="preserve">y </w:delText>
         </w:r>
       </w:del>
-      <w:del w:id="51" w:author="Jonáš Gaigr2" w:date="2026-02-17T06:36:00Z">
+      <w:del w:id="54" w:author="Jonáš Gaigr2" w:date="2026-02-17T06:36:00Z">
         <w:r>
           <w:delText>P1</w:delText>
         </w:r>
       </w:del>
-      <w:del w:id="52" w:author="Jonáš Gaigr2" w:date="2026-08-05T23:47:00Z">
+      <w:del w:id="55" w:author="Jonáš Gaigr2" w:date="2026-08-05T23:47:00Z">
         <w:r>
           <w:delText xml:space="preserve"> a </w:delText>
         </w:r>
       </w:del>
-      <w:del w:id="53" w:author="Jonáš Gaigr2" w:date="2026-02-17T06:36:00Z">
+      <w:del w:id="56" w:author="Jonáš Gaigr2" w:date="2026-02-17T06:36:00Z">
         <w:r>
           <w:delText>P3</w:delText>
         </w:r>
       </w:del>
-      <w:del w:id="54" w:author="Jonáš Gaigr2" w:date="2026-08-05T23:47:00Z">
+      <w:del w:id="57" w:author="Jonáš Gaigr2" w:date="2026-08-05T23:47:00Z">
         <w:r>
           <w:delText xml:space="preserve">, </w:delText>
         </w:r>
@@ -3982,13 +4037,13 @@
           </w:rPr>
           <w:delText xml:space="preserve">4, </w:delText>
         </w:r>
-        <w:commentRangeEnd w:id="50"/>
+        <w:commentRangeEnd w:id="53"/>
         <w:r>
           <w:rPr>
             <w:rStyle w:val="Odkaznakoment"/>
             <w:rFonts w:eastAsia="Batang"/>
           </w:rPr>
-          <w:commentReference w:id="50"/>
+          <w:commentReference w:id="53"/>
         </w:r>
         <w:r>
           <w:rPr>
@@ -4045,21 +4100,21 @@
           <w:delText xml:space="preserve">. </w:delText>
         </w:r>
       </w:del>
-      <w:commentRangeEnd w:id="47"/>
+      <w:commentRangeEnd w:id="50"/>
       <w:r>
         <w:rPr>
           <w:rStyle w:val="Odkaznakoment"/>
           <w:rFonts w:eastAsia="Batang"/>
         </w:rPr>
-        <w:commentReference w:id="47"/>
-      </w:r>
-      <w:commentRangeEnd w:id="48"/>
+        <w:commentReference w:id="50"/>
+      </w:r>
+      <w:commentRangeEnd w:id="51"/>
       <w:r>
         <w:rPr>
           <w:rStyle w:val="Odkaznakoment"/>
           <w:rFonts w:eastAsia="Batang"/>
         </w:rPr>
-        <w:commentReference w:id="48"/>
+        <w:commentReference w:id="51"/>
       </w:r>
     </w:p>
     <w:p>
@@ -4539,6 +4594,7 @@
           <w:bCs/>
           <w:iCs w:val="0"/>
         </w:rPr>
+        <w:lastRenderedPageBreak/>
         <w:t>Bombina variegata</w:t>
       </w:r>
       <w:r>
@@ -4910,7 +4966,7 @@
         </w:rPr>
         <w:t>y</w:t>
       </w:r>
-      <w:ins w:id="55" w:author="Lenka Jeřábková" w:date="2026-08-06T12:35:00Z">
+      <w:ins w:id="58" w:author="Lenka Jeřábková" w:date="2026-08-06T12:35:00Z">
         <w:r>
           <w:rPr>
             <w:szCs w:val="24"/>
@@ -5644,7 +5700,11 @@
         <w:t xml:space="preserve">jsou často větší pískovny, vojenská cvičiště či soustavy rybníků, jako např. EVL CZ0323169 – Stříbro, vojenské cvičiště či CZ0523010 – Na Plachtě. </w:t>
       </w:r>
       <w:r>
-        <w:t xml:space="preserve">V takovém případě je prvním krokem vymapování a lokalizace všech </w:t>
+        <w:t xml:space="preserve">V takovém případě </w:t>
+      </w:r>
+      <w:r>
+        <w:lastRenderedPageBreak/>
+        <w:t xml:space="preserve">je prvním krokem vymapování a lokalizace všech </w:t>
       </w:r>
       <w:r>
         <w:t>DP</w:t>
@@ -7080,7 +7140,7 @@
         <w:spacing w:after="120" w:line="240" w:lineRule="auto"/>
         <w:jc w:val="both"/>
         <w:rPr>
-          <w:ins w:id="56" w:author="Jonáš Gaigr2" w:date="2026-08-06T09:36:00Z"/>
+          <w:ins w:id="59" w:author="Jonáš Gaigr2" w:date="2026-08-06T09:36:00Z"/>
           <w:szCs w:val="24"/>
         </w:rPr>
       </w:pPr>
@@ -7205,7 +7265,7 @@
         </w:rPr>
         <w:t xml:space="preserve"> zaznamenání přítomnosti </w:t>
       </w:r>
-      <w:del w:id="57" w:author="Jonáš Gaigr2" w:date="2026-08-19T20:37:00Z">
+      <w:del w:id="60" w:author="Jonáš Gaigr2" w:date="2026-08-19T20:37:00Z">
         <w:r>
           <w:rPr>
             <w:szCs w:val="24"/>
@@ -7219,7 +7279,7 @@
         </w:rPr>
         <w:t>druhu (</w:t>
       </w:r>
-      <w:del w:id="58" w:author="Jonáš Gaigr2" w:date="2026-08-19T20:37:00Z">
+      <w:del w:id="61" w:author="Jonáš Gaigr2" w:date="2026-08-19T20:37:00Z">
         <w:r>
           <w:rPr>
             <w:szCs w:val="24"/>
@@ -7278,9 +7338,9 @@
           <w:szCs w:val="24"/>
         </w:rPr>
       </w:pPr>
-      <w:commentRangeStart w:id="59"/>
-      <w:commentRangeStart w:id="60"/>
-      <w:del w:id="61" w:author="Jonáš Gaigr2" w:date="2026-08-19T20:36:00Z">
+      <w:commentRangeStart w:id="62"/>
+      <w:commentRangeStart w:id="63"/>
+      <w:del w:id="64" w:author="Jonáš Gaigr2" w:date="2026-08-19T20:36:00Z">
         <w:r>
           <w:rPr>
             <w:szCs w:val="24"/>
@@ -7299,21 +7359,21 @@
           </w:rPr>
           <w:delText xml:space="preserve"> využity živochytné pasti</w:delText>
         </w:r>
-        <w:commentRangeEnd w:id="59"/>
+        <w:commentRangeEnd w:id="62"/>
         <w:r>
           <w:rPr>
             <w:rStyle w:val="Odkaznakoment"/>
             <w:rFonts w:eastAsia="Batang"/>
           </w:rPr>
-          <w:commentReference w:id="59"/>
+          <w:commentReference w:id="62"/>
         </w:r>
-        <w:commentRangeEnd w:id="60"/>
+        <w:commentRangeEnd w:id="63"/>
         <w:r>
           <w:rPr>
             <w:rStyle w:val="Odkaznakoment"/>
             <w:rFonts w:eastAsia="Batang"/>
           </w:rPr>
-          <w:commentReference w:id="60"/>
+          <w:commentReference w:id="63"/>
         </w:r>
         <w:r>
           <w:rPr>
@@ -7322,7 +7382,7 @@
           <w:delText>, proběhne v</w:delText>
         </w:r>
       </w:del>
-      <w:ins w:id="62" w:author="Jonáš Gaigr2" w:date="2026-08-19T20:36:00Z">
+      <w:ins w:id="65" w:author="Jonáš Gaigr2" w:date="2026-08-19T20:36:00Z">
         <w:r>
           <w:rPr>
             <w:szCs w:val="24"/>
@@ -7336,7 +7396,7 @@
         </w:rPr>
         <w:t xml:space="preserve"> rámci této kontroly </w:t>
       </w:r>
-      <w:ins w:id="63" w:author="Jonáš Gaigr2" w:date="2026-08-19T20:36:00Z">
+      <w:ins w:id="66" w:author="Jonáš Gaigr2" w:date="2026-08-19T20:36:00Z">
         <w:r>
           <w:rPr>
             <w:szCs w:val="24"/>
@@ -7350,7 +7410,7 @@
         </w:rPr>
         <w:t xml:space="preserve">i </w:t>
       </w:r>
-      <w:del w:id="64" w:author="Jonáš Gaigr2" w:date="2026-08-19T20:36:00Z">
+      <w:del w:id="67" w:author="Jonáš Gaigr2" w:date="2026-08-19T20:36:00Z">
         <w:r>
           <w:rPr>
             <w:szCs w:val="24"/>
@@ -7364,7 +7424,7 @@
         </w:rPr>
         <w:t>instalace</w:t>
       </w:r>
-      <w:ins w:id="65" w:author="Jonáš Gaigr2" w:date="2026-08-19T20:36:00Z">
+      <w:ins w:id="68" w:author="Jonáš Gaigr2" w:date="2026-08-19T20:36:00Z">
         <w:r>
           <w:rPr>
             <w:szCs w:val="24"/>
@@ -7378,7 +7438,7 @@
         </w:rPr>
         <w:t>. Druhý den</w:t>
       </w:r>
-      <w:ins w:id="66" w:author="Jonáš Gaigr2" w:date="2026-08-19T20:37:00Z">
+      <w:ins w:id="69" w:author="Jonáš Gaigr2" w:date="2026-08-19T20:37:00Z">
         <w:r>
           <w:rPr>
             <w:szCs w:val="24"/>
@@ -7498,7 +7558,15 @@
           <w:rFonts w:cs="Times New Roman"/>
           <w:szCs w:val="24"/>
         </w:rPr>
-        <w:t>je nutné dodržovat každoročně fixní počet použitých pastí i při změně monitorovatele</w:t>
+        <w:t xml:space="preserve">je nutné dodržovat každoročně fixní počet použitých pastí i při změně </w:t>
+      </w:r>
+      <w:r>
+        <w:rPr>
+          <w:rFonts w:cs="Times New Roman"/>
+          <w:szCs w:val="24"/>
+        </w:rPr>
+        <w:lastRenderedPageBreak/>
+        <w:t>monitorovatele</w:t>
       </w:r>
       <w:r>
         <w:rPr>
@@ -7684,9 +7752,9 @@
         </w:rPr>
         <w:t xml:space="preserve"> </w:t>
       </w:r>
-      <w:commentRangeStart w:id="67"/>
-      <w:commentRangeStart w:id="68"/>
-      <w:commentRangeStart w:id="69"/>
+      <w:commentRangeStart w:id="70"/>
+      <w:commentRangeStart w:id="71"/>
+      <w:commentRangeStart w:id="72"/>
       <w:r>
         <w:rPr>
           <w:rFonts w:ascii="Times New Roman" w:hAnsi="Times New Roman"/>
@@ -7697,29 +7765,29 @@
         </w:rPr>
         <w:t>Prevence zavleční patogenů</w:t>
       </w:r>
-      <w:commentRangeEnd w:id="67"/>
+      <w:commentRangeEnd w:id="70"/>
       <w:r>
         <w:rPr>
           <w:rStyle w:val="Odkaznakoment"/>
           <w:rFonts w:asciiTheme="minorHAnsi" w:eastAsia="Batang" w:hAnsiTheme="minorHAnsi" w:cstheme="minorBidi"/>
         </w:rPr>
-        <w:commentReference w:id="67"/>
-      </w:r>
-      <w:commentRangeEnd w:id="68"/>
+        <w:commentReference w:id="70"/>
+      </w:r>
+      <w:commentRangeEnd w:id="71"/>
       <w:r>
         <w:rPr>
           <w:rStyle w:val="Odkaznakoment"/>
           <w:rFonts w:asciiTheme="minorHAnsi" w:eastAsia="Batang" w:hAnsiTheme="minorHAnsi" w:cstheme="minorBidi"/>
         </w:rPr>
-        <w:commentReference w:id="68"/>
-      </w:r>
-      <w:commentRangeEnd w:id="69"/>
+        <w:commentReference w:id="71"/>
+      </w:r>
+      <w:commentRangeEnd w:id="72"/>
       <w:r>
         <w:rPr>
           <w:rStyle w:val="Odkaznakoment"/>
           <w:rFonts w:asciiTheme="minorHAnsi" w:eastAsia="Batang" w:hAnsiTheme="minorHAnsi" w:cstheme="minorBidi"/>
         </w:rPr>
-        <w:commentReference w:id="69"/>
+        <w:commentReference w:id="72"/>
       </w:r>
     </w:p>
     <w:p>
@@ -7776,7 +7844,7 @@
         <w:spacing w:after="120" w:line="240" w:lineRule="auto"/>
         <w:jc w:val="both"/>
         <w:rPr>
-          <w:ins w:id="70" w:author="Jonáš Gaigr2" w:date="2026-08-06T13:28:00Z"/>
+          <w:ins w:id="73" w:author="Jonáš Gaigr2" w:date="2026-08-06T13:28:00Z"/>
           <w:rFonts w:cs="Times New Roman"/>
           <w:szCs w:val="24"/>
         </w:rPr>
@@ -8614,6 +8682,7 @@
           <w:b/>
           <w:szCs w:val="24"/>
         </w:rPr>
+        <w:lastRenderedPageBreak/>
         <w:t>P</w:t>
       </w:r>
       <w:r>
@@ -9215,7 +9284,7 @@
           <w:rStyle w:val="Odkaznakoment"/>
           <w:rFonts w:ascii="Times New Roman" w:eastAsia="Batang" w:hAnsi="Times New Roman" w:cstheme="minorBidi"/>
         </w:rPr>
-        <w:commentReference w:id="71"/>
+        <w:commentReference w:id="74"/>
       </w:r>
       <w:r>
         <w:rPr>
@@ -9273,16 +9342,7 @@
           <w:rFonts w:ascii="Times New Roman" w:hAnsi="Times New Roman"/>
           <w:szCs w:val="24"/>
         </w:rPr>
-        <w:t>se rychleji prohřívá, což urychluje vývoj larev a zvyšuje pravděpodobnost dokončení metamorfózy v rámci sezóny; to je zásadní zejména pro druhy mělkých a rychle s</w:t>
-      </w:r>
-      <w:bookmarkStart w:id="72" w:name="_GoBack"/>
-      <w:bookmarkEnd w:id="72"/>
-      <w:r>
-        <w:rPr>
-          <w:rFonts w:ascii="Times New Roman" w:hAnsi="Times New Roman"/>
-          <w:szCs w:val="24"/>
-        </w:rPr>
-        <w:t>e prohřívajících tůní (</w:t>
+        <w:t>se rychleji prohřívá, což urychluje vývoj larev a zvyšuje pravděpodobnost dokončení metamorfózy v rámci sezóny; to je zásadní zejména pro druhy mělkých a rychle se prohřívajících tůní (</w:t>
       </w:r>
       <w:r>
         <w:rPr>
@@ -9341,7 +9401,8 @@
           <w:rStyle w:val="Odkaznakoment"/>
           <w:rFonts w:ascii="Times New Roman" w:eastAsia="Batang" w:hAnsi="Times New Roman" w:cstheme="minorBidi"/>
         </w:rPr>
-        <w:commentReference w:id="73"/>
+        <w:lastRenderedPageBreak/>
+        <w:commentReference w:id="75"/>
       </w:r>
       <w:r>
         <w:rPr>
@@ -10285,7 +10346,7 @@
           <w:noProof/>
           <w:sz w:val="20"/>
           <w:szCs w:val="20"/>
-          <w:lang w:val="en-GB" w:eastAsia="en-GB"/>
+          <w:lang w:eastAsia="cs-CZ"/>
         </w:rPr>
         <w:drawing>
           <wp:inline distT="0" distB="0" distL="0" distR="0" wp14:anchorId="2F8A33EB" wp14:editId="63F69476">
@@ -10477,6 +10538,7 @@
           <w:i/>
           <w:szCs w:val="24"/>
         </w:rPr>
+        <w:lastRenderedPageBreak/>
         <w:t>počet DP v dobrém stavu / počet DP v dobrém, zhoršeném či špatném stavu * 100</w:t>
       </w:r>
     </w:p>
@@ -11357,7 +11419,7 @@
             <v:path o:extrusionok="f" gradientshapeok="t" o:connecttype="rect"/>
             <o:lock v:ext="edit" aspectratio="t"/>
           </v:shapetype>
-          <v:shape id="_x0000_i1025" type="#_x0000_t75" style="width:453.5pt;height:171.5pt">
+          <v:shape id="_x0000_i1025" type="#_x0000_t75" style="width:453.6pt;height:171.6pt">
             <v:imagedata r:id="rId14" o:title="strom_obojzivelnici_long"/>
           </v:shape>
         </w:pict>
@@ -11380,6 +11442,7 @@
           <w:b/>
           <w:szCs w:val="24"/>
         </w:rPr>
+        <w:lastRenderedPageBreak/>
         <w:t xml:space="preserve">Příloha 1: Hodnocené </w:t>
       </w:r>
       <w:r>
@@ -13658,7 +13721,7 @@
         <w:spacing w:after="120" w:line="240" w:lineRule="auto"/>
         <w:ind w:left="2913"/>
         <w:rPr>
-          <w:del w:id="74" w:author="Jonáš Gaigr2" w:date="2026-08-07T00:36:00Z"/>
+          <w:del w:id="76" w:author="Jonáš Gaigr2" w:date="2026-08-07T00:36:00Z"/>
         </w:rPr>
       </w:pPr>
     </w:p>
@@ -13667,7 +13730,7 @@
         <w:pStyle w:val="Nadpis10"/>
         <w:spacing w:after="120" w:line="240" w:lineRule="auto"/>
         <w:rPr>
-          <w:del w:id="75" w:author="Lenka Jeřábková" w:date="2026-07-03T13:22:00Z"/>
+          <w:del w:id="77" w:author="Lenka Jeřábková" w:date="2026-07-03T13:22:00Z"/>
         </w:rPr>
       </w:pPr>
     </w:p>
@@ -13676,7 +13739,7 @@
         <w:pStyle w:val="Nadpis10"/>
         <w:spacing w:after="120" w:line="240" w:lineRule="auto"/>
         <w:rPr>
-          <w:del w:id="76" w:author="Lenka Jeřábková" w:date="2026-07-03T13:22:00Z"/>
+          <w:del w:id="78" w:author="Lenka Jeřábková" w:date="2026-07-03T13:22:00Z"/>
         </w:rPr>
       </w:pPr>
     </w:p>
@@ -13685,7 +13748,7 @@
         <w:pStyle w:val="Nadpis10"/>
         <w:spacing w:after="120" w:line="240" w:lineRule="auto"/>
         <w:rPr>
-          <w:del w:id="77" w:author="Jonáš Gaigr2" w:date="2026-08-07T00:36:00Z"/>
+          <w:del w:id="79" w:author="Jonáš Gaigr2" w:date="2026-08-07T00:36:00Z"/>
         </w:rPr>
       </w:pPr>
     </w:p>
@@ -13694,7 +13757,7 @@
         <w:pStyle w:val="Nadpis10"/>
         <w:spacing w:after="120" w:line="240" w:lineRule="auto"/>
         <w:rPr>
-          <w:del w:id="78" w:author="Lenka Jeřábková" w:date="2026-07-03T13:22:00Z"/>
+          <w:del w:id="80" w:author="Lenka Jeřábková" w:date="2026-07-03T13:22:00Z"/>
         </w:rPr>
       </w:pPr>
     </w:p>
@@ -13703,7 +13766,7 @@
         <w:pStyle w:val="Nadpis10"/>
         <w:spacing w:after="120" w:line="240" w:lineRule="auto"/>
         <w:rPr>
-          <w:del w:id="79" w:author="Lenka Jeřábková" w:date="2026-07-03T13:22:00Z"/>
+          <w:del w:id="81" w:author="Lenka Jeřábková" w:date="2026-07-03T13:22:00Z"/>
         </w:rPr>
       </w:pPr>
     </w:p>
@@ -19456,6 +19519,7 @@
                 <w:szCs w:val="24"/>
                 <w:lang w:eastAsia="cs-CZ"/>
               </w:rPr>
+              <w:lastRenderedPageBreak/>
               <w:t>CZ0313098</w:t>
             </w:r>
           </w:p>
@@ -25863,6 +25927,7 @@
                 <w:szCs w:val="24"/>
                 <w:lang w:eastAsia="cs-CZ"/>
               </w:rPr>
+              <w:lastRenderedPageBreak/>
               <w:t>CZ0513237</w:t>
             </w:r>
           </w:p>
@@ -32270,6 +32335,7 @@
                 <w:szCs w:val="24"/>
                 <w:lang w:eastAsia="cs-CZ"/>
               </w:rPr>
+              <w:lastRenderedPageBreak/>
               <w:t>CZ0623027</w:t>
             </w:r>
           </w:p>
@@ -38677,6 +38743,7 @@
                 <w:szCs w:val="24"/>
                 <w:lang w:eastAsia="cs-CZ"/>
               </w:rPr>
+              <w:lastRenderedPageBreak/>
               <w:t>CZ0723409</w:t>
             </w:r>
           </w:p>
@@ -42684,7 +42751,7 @@
 
 <file path=word/comments.xml><?xml version="1.0" encoding="utf-8"?>
 <w:comments xmlns:wpc="http://schemas.microsoft.com/office/word/2010/wordprocessingCanvas" xmlns:cx="http://schemas.microsoft.com/office/drawing/2014/chartex" xmlns:cx1="http://schemas.microsoft.com/office/drawing/2015/9/8/chartex" xmlns:mc="http://schemas.openxmlformats.org/markup-compatibility/2006" xmlns:o="urn:schemas-microsoft-com:office:office" xmlns:r="http://schemas.openxmlformats.org/officeDocument/2006/relationships" xmlns:m="http://schemas.openxmlformats.org/officeDocument/2006/math" xmlns:v="urn:schemas-microsoft-com:vml" xmlns:wp14="http://schemas.microsoft.com/office/word/2010/wordprocessingDrawing" xmlns:wp="http://schemas.openxmlformats.org/drawingml/2006/wordprocessingDrawing" xmlns:w10="urn:schemas-microsoft-com:office:word" xmlns:w="http://schemas.openxmlformats.org/wordprocessingml/2006/main" xmlns:w14="http://schemas.microsoft.com/office/word/2010/wordml" xmlns:w15="http://schemas.microsoft.com/office/word/2012/wordml" xmlns:w16se="http://schemas.microsoft.com/office/word/2015/wordml/symex" xmlns:wpg="http://schemas.microsoft.com/office/word/2010/wordprocessingGroup" xmlns:wpi="http://schemas.microsoft.com/office/word/2010/wordprocessingInk" xmlns:wne="http://schemas.microsoft.com/office/word/2006/wordml" xmlns:wps="http://schemas.microsoft.com/office/word/2010/wordprocessingShape" mc:Ignorable="w14 w15 w16se wp14">
-  <w:comment w:id="2" w:author="Lenka Jeřábková" w:date="2026-08-18T14:44:00Z" w:initials="LJ">
+  <w:comment w:id="5" w:author="Lenka Jeřábková" w:date="2026-08-18T14:44:00Z" w:initials="LJ">
     <w:p>
       <w:pPr>
         <w:pStyle w:val="Textkomente"/>
@@ -42700,7 +42767,7 @@
       </w:r>
     </w:p>
   </w:comment>
-  <w:comment w:id="4" w:author="Lenka Jeřábková" w:date="2026-08-18T14:51:00Z" w:initials="LJ">
+  <w:comment w:id="7" w:author="Lenka Jeřábková" w:date="2026-08-18T14:51:00Z" w:initials="LJ">
     <w:p>
       <w:pPr>
         <w:pStyle w:val="Textkomente"/>
@@ -42716,7 +42783,7 @@
       </w:r>
     </w:p>
   </w:comment>
-  <w:comment w:id="8" w:author="Lenka Jeřábková" w:date="2026-08-18T15:08:00Z" w:initials="LJ">
+  <w:comment w:id="11" w:author="Lenka Jeřábková" w:date="2026-08-18T15:08:00Z" w:initials="LJ">
     <w:p>
       <w:pPr>
         <w:pStyle w:val="Textkomente"/>
@@ -42732,7 +42799,7 @@
       </w:r>
     </w:p>
   </w:comment>
-  <w:comment w:id="11" w:author="Lenka Jeřábková" w:date="2026-07-02T10:30:00Z" w:initials="LJ">
+  <w:comment w:id="14" w:author="Lenka Jeřábková" w:date="2026-07-02T10:30:00Z" w:initials="LJ">
     <w:p>
       <w:pPr>
         <w:pStyle w:val="Textkomente"/>
@@ -42751,7 +42818,7 @@
       </w:r>
     </w:p>
   </w:comment>
-  <w:comment w:id="12" w:author="Jonáš Gaigr2" w:date="2026-08-07T00:20:00Z" w:initials="JG">
+  <w:comment w:id="15" w:author="Jonáš Gaigr2" w:date="2026-08-07T00:20:00Z" w:initials="JG">
     <w:p>
       <w:pPr>
         <w:pStyle w:val="Textkomente"/>
@@ -42767,7 +42834,7 @@
       </w:r>
     </w:p>
   </w:comment>
-  <w:comment w:id="13" w:author="Lenka Jeřábková" w:date="2026-08-18T15:11:00Z" w:initials="LJ">
+  <w:comment w:id="16" w:author="Lenka Jeřábková" w:date="2026-08-18T15:11:00Z" w:initials="LJ">
     <w:p>
       <w:pPr>
         <w:pStyle w:val="Textkomente"/>
@@ -42783,7 +42850,7 @@
       </w:r>
     </w:p>
   </w:comment>
-  <w:comment w:id="14" w:author="Jonáš Gaigr2" w:date="2026-08-19T21:10:00Z" w:initials="JG">
+  <w:comment w:id="17" w:author="Jonáš Gaigr2" w:date="2026-08-19T21:10:00Z" w:initials="JG">
     <w:p>
       <w:pPr>
         <w:pStyle w:val="Textkomente"/>
@@ -42799,7 +42866,7 @@
       </w:r>
     </w:p>
   </w:comment>
-  <w:comment w:id="10" w:author="Jonáš Gaigr2" w:date="2026-08-19T17:03:00Z" w:initials="JG">
+  <w:comment w:id="13" w:author="Jonáš Gaigr2" w:date="2026-08-19T17:03:00Z" w:initials="JG">
     <w:p>
       <w:pPr>
         <w:pStyle w:val="Textkomente"/>
@@ -42815,7 +42882,7 @@
       </w:r>
     </w:p>
   </w:comment>
-  <w:comment w:id="21" w:author="Jonáš Gaigr2" w:date="2026-08-19T21:12:00Z" w:initials="JG">
+  <w:comment w:id="24" w:author="Jonáš Gaigr2" w:date="2026-08-19T21:12:00Z" w:initials="JG">
     <w:p>
       <w:pPr>
         <w:pStyle w:val="Textkomente"/>
@@ -42831,7 +42898,7 @@
       </w:r>
     </w:p>
   </w:comment>
-  <w:comment w:id="32" w:author="Jonáš Gaigr2" w:date="2026-08-19T21:11:00Z" w:initials="JG">
+  <w:comment w:id="35" w:author="Jonáš Gaigr2" w:date="2026-08-19T21:11:00Z" w:initials="JG">
     <w:p>
       <w:pPr>
         <w:pStyle w:val="Textkomente"/>
@@ -42847,7 +42914,7 @@
       </w:r>
     </w:p>
   </w:comment>
-  <w:comment w:id="50" w:author="Lenka Jeřábková" w:date="2026-07-02T10:26:00Z" w:initials="LJ">
+  <w:comment w:id="53" w:author="Lenka Jeřábková" w:date="2026-07-02T10:26:00Z" w:initials="LJ">
     <w:p>
       <w:pPr>
         <w:pStyle w:val="Textkomente"/>
@@ -42863,7 +42930,7 @@
       </w:r>
     </w:p>
   </w:comment>
-  <w:comment w:id="47" w:author="Jonáš Gaigr2" w:date="2026-08-05T23:48:00Z" w:initials="JG">
+  <w:comment w:id="50" w:author="Jonáš Gaigr2" w:date="2026-08-05T23:48:00Z" w:initials="JG">
     <w:p>
       <w:pPr>
         <w:pStyle w:val="Textkomente"/>
@@ -42879,7 +42946,7 @@
       </w:r>
     </w:p>
   </w:comment>
-  <w:comment w:id="48" w:author="Lenka Jeřábková" w:date="2026-08-06T12:33:00Z" w:initials="LJ">
+  <w:comment w:id="51" w:author="Lenka Jeřábková" w:date="2026-08-06T12:33:00Z" w:initials="LJ">
     <w:p>
       <w:pPr>
         <w:pStyle w:val="Textkomente"/>
@@ -42895,7 +42962,7 @@
       </w:r>
     </w:p>
   </w:comment>
-  <w:comment w:id="59" w:author="Jonáš Gaigr2" w:date="2026-08-06T09:38:00Z" w:initials="JG">
+  <w:comment w:id="62" w:author="Jonáš Gaigr2" w:date="2026-08-06T09:38:00Z" w:initials="JG">
     <w:p>
       <w:pPr>
         <w:pStyle w:val="Textkomente"/>
@@ -42911,7 +42978,7 @@
       </w:r>
     </w:p>
   </w:comment>
-  <w:comment w:id="60" w:author="Lenka Jeřábková" w:date="2026-08-06T12:39:00Z" w:initials="LJ">
+  <w:comment w:id="63" w:author="Lenka Jeřábková" w:date="2026-08-06T12:39:00Z" w:initials="LJ">
     <w:p>
       <w:pPr>
         <w:pStyle w:val="Textkomente"/>
@@ -42927,7 +42994,7 @@
       </w:r>
     </w:p>
   </w:comment>
-  <w:comment w:id="67" w:author="Lenka Jeřábková" w:date="2026-07-02T10:45:00Z" w:initials="LJ">
+  <w:comment w:id="70" w:author="Lenka Jeřábková" w:date="2026-07-02T10:45:00Z" w:initials="LJ">
     <w:p>
       <w:pPr>
         <w:pStyle w:val="Textkomente"/>
@@ -42943,7 +43010,7 @@
       </w:r>
     </w:p>
   </w:comment>
-  <w:comment w:id="68" w:author="Jonáš Gaigr2" w:date="2026-08-06T00:16:00Z" w:initials="JG">
+  <w:comment w:id="71" w:author="Jonáš Gaigr2" w:date="2026-08-06T00:16:00Z" w:initials="JG">
     <w:p>
       <w:pPr>
         <w:pStyle w:val="Textkomente"/>
@@ -42959,7 +43026,7 @@
       </w:r>
     </w:p>
   </w:comment>
-  <w:comment w:id="69" w:author="Lenka Jeřábková" w:date="2026-08-06T12:40:00Z" w:initials="LJ">
+  <w:comment w:id="72" w:author="Lenka Jeřábková" w:date="2026-08-06T12:40:00Z" w:initials="LJ">
     <w:p>
       <w:pPr>
         <w:pStyle w:val="Textkomente"/>
@@ -42975,7 +43042,7 @@
       </w:r>
     </w:p>
   </w:comment>
-  <w:comment w:id="71" w:author="Jonáš Gaigr2" w:date="2026-08-19T20:35:00Z" w:initials="JG">
+  <w:comment w:id="74" w:author="Jonáš Gaigr2" w:date="2026-08-19T20:35:00Z" w:initials="JG">
     <w:p>
       <w:pPr>
         <w:pStyle w:val="Textkomente"/>
@@ -42991,7 +43058,7 @@
       </w:r>
     </w:p>
   </w:comment>
-  <w:comment w:id="73" w:author="Jonáš Gaigr2" w:date="2026-08-19T17:07:00Z" w:initials="JG">
+  <w:comment w:id="75" w:author="Jonáš Gaigr2" w:date="2026-08-19T17:07:00Z" w:initials="JG">
     <w:p>
       <w:pPr>
         <w:pStyle w:val="Textkomente"/>
@@ -43111,7 +43178,7 @@
             <w:rFonts w:ascii="Times New Roman" w:hAnsi="Times New Roman" w:cs="Times New Roman"/>
             <w:noProof/>
           </w:rPr>
-          <w:t>1</w:t>
+          <w:t>19</w:t>
         </w:r>
         <w:r>
           <w:rPr>
@@ -44927,11 +44994,11 @@
 
 <file path=word/people.xml><?xml version="1.0" encoding="utf-8"?>
 <w15:people xmlns:wpc="http://schemas.microsoft.com/office/word/2010/wordprocessingCanvas" xmlns:cx="http://schemas.microsoft.com/office/drawing/2014/chartex" xmlns:cx1="http://schemas.microsoft.com/office/drawing/2015/9/8/chartex" xmlns:mc="http://schemas.openxmlformats.org/markup-compatibility/2006" xmlns:o="urn:schemas-microsoft-com:office:office" xmlns:r="http://schemas.openxmlformats.org/officeDocument/2006/relationships" xmlns:m="http://schemas.openxmlformats.org/officeDocument/2006/math" xmlns:v="urn:schemas-microsoft-com:vml" xmlns:wp14="http://schemas.microsoft.com/office/word/2010/wordprocessingDrawing" xmlns:wp="http://schemas.openxmlformats.org/drawingml/2006/wordprocessingDrawing" xmlns:w10="urn:schemas-microsoft-com:office:word" xmlns:w="http://schemas.openxmlformats.org/wordprocessingml/2006/main" xmlns:w14="http://schemas.microsoft.com/office/word/2010/wordml" xmlns:w15="http://schemas.microsoft.com/office/word/2012/wordml" xmlns:w16se="http://schemas.microsoft.com/office/word/2015/wordml/symex" xmlns:wpg="http://schemas.microsoft.com/office/word/2010/wordprocessingGroup" xmlns:wpi="http://schemas.microsoft.com/office/word/2010/wordprocessingInk" xmlns:wne="http://schemas.microsoft.com/office/word/2006/wordml" xmlns:wps="http://schemas.microsoft.com/office/word/2010/wordprocessingShape" mc:Ignorable="w14 w15 w16se wp14">
+  <w15:person w15:author="Jonáš Gaigr2">
+    <w15:presenceInfo w15:providerId="None" w15:userId="Jonáš Gaigr2"/>
+  </w15:person>
   <w15:person w15:author="Lenka Jeřábková">
     <w15:presenceInfo w15:providerId="None" w15:userId="Lenka Jeřábková"/>
-  </w15:person>
-  <w15:person w15:author="Jonáš Gaigr2">
-    <w15:presenceInfo w15:providerId="None" w15:userId="Jonáš Gaigr2"/>
   </w15:person>
 </w15:people>
 </file>
@@ -47686,7 +47753,7 @@
 </file>
 
 <file path=customXml/itemProps1.xml><?xml version="1.0" encoding="utf-8"?>
-<ds:datastoreItem xmlns:ds="http://schemas.openxmlformats.org/officeDocument/2006/customXml" ds:itemID="{2FE0E715-6035-42A9-9543-C524B1B0C46E}">
+<ds:datastoreItem xmlns:ds="http://schemas.openxmlformats.org/officeDocument/2006/customXml" ds:itemID="{F8390A2D-E061-49AD-803F-8864279D57D6}">
   <ds:schemaRefs>
     <ds:schemaRef ds:uri="http://schemas.openxmlformats.org/officeDocument/2006/bibliography"/>
   </ds:schemaRefs>
